--- a/S92068805_MP_EEX5362.docx
+++ b/S92068805_MP_EEX5362.docx
@@ -12,6 +12,10 @@
       </w:sdtPr>
       <w:sdtContent>
         <w:p>
+          <w:pPr>
+            <w:spacing w:line="360" w:lineRule="auto"/>
+            <w:jc w:val="both"/>
+          </w:pPr>
           <w:r>
             <w:rPr>
               <w:noProof/>
@@ -235,6 +239,34 @@
                                     </w:sdtContent>
                                   </w:sdt>
                                 </w:p>
+                                <w:p>
+                                  <w:pPr>
+                                    <w:pStyle w:val="NoSpacing"/>
+                                    <w:spacing w:before="120"/>
+                                    <w:jc w:val="center"/>
+                                    <w:rPr>
+                                      <w:b/>
+                                      <w:bCs/>
+                                      <w:color w:val="FFFFFF" w:themeColor="background1"/>
+                                    </w:rPr>
+                                  </w:pPr>
+                                  <w:r>
+                                    <w:rPr>
+                                      <w:b/>
+                                      <w:bCs/>
+                                      <w:color w:val="FFFFFF" w:themeColor="background1"/>
+                                    </w:rPr>
+                                    <w:t>Open University of Sri Lanka</w:t>
+                                  </w:r>
+                                  <w:r>
+                                    <w:rPr>
+                                      <w:b/>
+                                      <w:bCs/>
+                                      <w:color w:val="FFFFFF" w:themeColor="background1"/>
+                                    </w:rPr>
+                                    <w:t>, Nawala</w:t>
+                                  </w:r>
+                                </w:p>
                               </w:txbxContent>
                             </wps:txbx>
                             <wps:bodyPr rot="0" spcFirstLastPara="0" vertOverflow="overflow" horzOverflow="overflow" vert="horz" wrap="square" lIns="457200" tIns="731520" rIns="457200" bIns="457200" numCol="1" spcCol="0" rtlCol="0" fromWordArt="0" anchor="b" anchorCtr="0" forceAA="0" compatLnSpc="1">
@@ -329,7 +361,7 @@
               </mc:Choice>
               <mc:Fallback>
                 <w:pict>
-                  <v:group w14:anchorId="03A582A6" id="Group 198" o:spid="_x0000_s1026" style="position:absolute;margin-left:0;margin-top:0;width:540.55pt;height:718.4pt;z-index:-251657216;mso-width-percent:882;mso-height-percent:909;mso-position-horizontal:center;mso-position-horizontal-relative:page;mso-position-vertical:center;mso-position-vertical-relative:page;mso-width-percent:882;mso-height-percent:909" coordsize="68648,91235" o:gfxdata="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">
+                  <v:group w14:anchorId="03A582A6" id="Group 198" o:spid="_x0000_s1026" style="position:absolute;left:0;text-align:left;margin-left:0;margin-top:0;width:540.55pt;height:718.4pt;z-index:-251657216;mso-width-percent:882;mso-height-percent:909;mso-position-horizontal:center;mso-position-horizontal-relative:page;mso-position-vertical:center;mso-position-vertical-relative:page;mso-width-percent:882;mso-height-percent:909" coordsize="68648,91235" o:gfxdata="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">
                     <v:rect id="Rectangle 194" o:spid="_x0000_s1027" style="position:absolute;width:68580;height:13716;visibility:visible;mso-wrap-style:square;v-text-anchor:middle" o:gfxdata="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" fillcolor="#156082 [3204]" stroked="f" strokeweight="1.5pt"/>
                     <v:rect id="Rectangle 195" o:spid="_x0000_s1028" style="position:absolute;top:40943;width:68580;height:50292;visibility:visible;mso-wrap-style:square;v-text-anchor:bottom" o:gfxdata="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" fillcolor="#156082 [3204]" stroked="f" strokeweight="1.5pt">
                       <v:textbox inset="36pt,57.6pt,36pt,36pt">
@@ -448,6 +480,34 @@
                               </w:sdtContent>
                             </w:sdt>
                           </w:p>
+                          <w:p>
+                            <w:pPr>
+                              <w:pStyle w:val="NoSpacing"/>
+                              <w:spacing w:before="120"/>
+                              <w:jc w:val="center"/>
+                              <w:rPr>
+                                <w:b/>
+                                <w:bCs/>
+                                <w:color w:val="FFFFFF" w:themeColor="background1"/>
+                              </w:rPr>
+                            </w:pPr>
+                            <w:r>
+                              <w:rPr>
+                                <w:b/>
+                                <w:bCs/>
+                                <w:color w:val="FFFFFF" w:themeColor="background1"/>
+                              </w:rPr>
+                              <w:t>Open University of Sri Lanka</w:t>
+                            </w:r>
+                            <w:r>
+                              <w:rPr>
+                                <w:b/>
+                                <w:bCs/>
+                                <w:color w:val="FFFFFF" w:themeColor="background1"/>
+                              </w:rPr>
+                              <w:t>, Nawala</w:t>
+                            </w:r>
+                          </w:p>
                         </w:txbxContent>
                       </v:textbox>
                     </v:rect>
@@ -496,14 +556,295 @@
           </w:r>
         </w:p>
         <w:p>
+          <w:pPr>
+            <w:spacing w:line="360" w:lineRule="auto"/>
+            <w:jc w:val="both"/>
+          </w:pPr>
           <w:r>
             <w:br w:type="page"/>
           </w:r>
         </w:p>
       </w:sdtContent>
     </w:sdt>
+    <w:p>
+      <w:pPr>
+        <w:pStyle w:val="Heading1"/>
+        <w:spacing w:line="360" w:lineRule="auto"/>
+        <w:jc w:val="center"/>
+      </w:pPr>
+      <w:r>
+        <w:lastRenderedPageBreak/>
+        <w:t>System Details and Performance Objectives</w:t>
+      </w:r>
+    </w:p>
+    <w:p>
+      <w:pPr>
+        <w:pStyle w:val="Heading2"/>
+        <w:jc w:val="both"/>
+      </w:pPr>
+      <w:r>
+        <w:t>Identify a Complex System – Hospital Emergency Room (ER)</w:t>
+      </w:r>
+    </w:p>
+    <w:p>
+      <w:pPr>
+        <w:spacing w:line="360" w:lineRule="auto"/>
+        <w:ind w:firstLine="720"/>
+        <w:jc w:val="both"/>
+        <w:rPr>
+          <w:rFonts w:asciiTheme="majorBidi" w:hAnsiTheme="majorBidi" w:cstheme="majorBidi"/>
+        </w:rPr>
+      </w:pPr>
+      <w:r>
+        <w:rPr>
+          <w:rFonts w:asciiTheme="majorBidi" w:hAnsiTheme="majorBidi" w:cstheme="majorBidi"/>
+        </w:rPr>
+        <w:t xml:space="preserve">I selected a </w:t>
+      </w:r>
+      <w:r>
+        <w:rPr>
+          <w:rFonts w:asciiTheme="majorBidi" w:hAnsiTheme="majorBidi" w:cstheme="majorBidi"/>
+          <w:b/>
+          <w:bCs/>
+        </w:rPr>
+        <w:t>Hospital Emergency Room</w:t>
+      </w:r>
+      <w:r>
+        <w:rPr>
+          <w:rFonts w:asciiTheme="majorBidi" w:hAnsiTheme="majorBidi" w:cstheme="majorBidi"/>
+        </w:rPr>
+        <w:t xml:space="preserve"> as my real-world system. The ER is active 24/7 and deals with patients who arrive at random times with different levels of urgency. A typical patient path </w:t>
+      </w:r>
+      <w:proofErr w:type="gramStart"/>
+      <w:r>
+        <w:rPr>
+          <w:rFonts w:asciiTheme="majorBidi" w:hAnsiTheme="majorBidi" w:cstheme="majorBidi"/>
+        </w:rPr>
+        <w:t>is:</w:t>
+      </w:r>
+      <w:proofErr w:type="gramEnd"/>
+      <w:r>
+        <w:rPr>
+          <w:rFonts w:asciiTheme="majorBidi" w:hAnsiTheme="majorBidi" w:cstheme="majorBidi"/>
+        </w:rPr>
+        <w:t xml:space="preserve"> </w:t>
+      </w:r>
+      <w:r>
+        <w:rPr>
+          <w:rFonts w:asciiTheme="majorBidi" w:hAnsiTheme="majorBidi" w:cstheme="majorBidi"/>
+          <w:b/>
+          <w:bCs/>
+        </w:rPr>
+        <w:t>arrival → registration → triage/consultation → treatment → discharge/admission</w:t>
+      </w:r>
+      <w:r>
+        <w:rPr>
+          <w:rFonts w:asciiTheme="majorBidi" w:hAnsiTheme="majorBidi" w:cstheme="majorBidi"/>
+        </w:rPr>
+        <w:t xml:space="preserve">. The system has </w:t>
+      </w:r>
+      <w:r>
+        <w:rPr>
+          <w:rFonts w:asciiTheme="majorBidi" w:hAnsiTheme="majorBidi" w:cstheme="majorBidi"/>
+          <w:b/>
+          <w:bCs/>
+        </w:rPr>
+        <w:t>limited resources</w:t>
+      </w:r>
+      <w:r>
+        <w:rPr>
+          <w:rFonts w:asciiTheme="majorBidi" w:hAnsiTheme="majorBidi" w:cstheme="majorBidi"/>
+        </w:rPr>
+        <w:t xml:space="preserve"> (doctors, nurses, beds) and </w:t>
+      </w:r>
+      <w:r>
+        <w:rPr>
+          <w:rFonts w:asciiTheme="majorBidi" w:hAnsiTheme="majorBidi" w:cstheme="majorBidi"/>
+          <w:b/>
+          <w:bCs/>
+        </w:rPr>
+        <w:t>variable demand</w:t>
+      </w:r>
+      <w:r>
+        <w:rPr>
+          <w:rFonts w:asciiTheme="majorBidi" w:hAnsiTheme="majorBidi" w:cstheme="majorBidi"/>
+        </w:rPr>
+        <w:t xml:space="preserve"> (quiet vs. peak hours). Because it contains queues, resource contention and time-critical service, it is suitable for performance modelling. With this system, I can measure </w:t>
+      </w:r>
+      <w:r>
+        <w:rPr>
+          <w:rFonts w:asciiTheme="majorBidi" w:hAnsiTheme="majorBidi" w:cstheme="majorBidi"/>
+          <w:b/>
+          <w:bCs/>
+        </w:rPr>
+        <w:t>waiting time, throughput, and resource utilization</w:t>
+      </w:r>
+      <w:r>
+        <w:rPr>
+          <w:rFonts w:asciiTheme="majorBidi" w:hAnsiTheme="majorBidi" w:cstheme="majorBidi"/>
+        </w:rPr>
+        <w:t>, and I can also test changes (for example, adding a doctor during peak periods) to see how performance improves.</w:t>
+      </w:r>
+    </w:p>
+    <w:p>
+      <w:pPr>
+        <w:spacing w:line="360" w:lineRule="auto"/>
+        <w:ind w:firstLine="720"/>
+        <w:jc w:val="both"/>
+        <w:rPr>
+          <w:rFonts w:asciiTheme="majorBidi" w:hAnsiTheme="majorBidi" w:cstheme="majorBidi"/>
+        </w:rPr>
+      </w:pPr>
+    </w:p>
+    <w:p>
+      <w:pPr>
+        <w:pStyle w:val="Heading2"/>
+      </w:pPr>
+      <w:r>
+        <w:t>Define Performance Objectives</w:t>
+      </w:r>
+    </w:p>
+    <w:p>
+      <w:pPr>
+        <w:rPr>
+          <w:rFonts w:asciiTheme="majorBidi" w:hAnsiTheme="majorBidi" w:cstheme="majorBidi"/>
+        </w:rPr>
+      </w:pPr>
+      <w:r>
+        <w:rPr>
+          <w:rFonts w:asciiTheme="majorBidi" w:hAnsiTheme="majorBidi" w:cstheme="majorBidi"/>
+        </w:rPr>
+        <w:t>The goal of this study is to understand how the ER performs under different loads and to suggest practical improvements. I will focus on:</w:t>
+      </w:r>
+    </w:p>
+    <w:p>
+      <w:pPr>
+        <w:numPr>
+          <w:ilvl w:val="0"/>
+          <w:numId w:val="1"/>
+        </w:numPr>
+        <w:rPr>
+          <w:rFonts w:asciiTheme="majorBidi" w:hAnsiTheme="majorBidi" w:cstheme="majorBidi"/>
+        </w:rPr>
+      </w:pPr>
+      <w:r>
+        <w:rPr>
+          <w:rFonts w:asciiTheme="majorBidi" w:hAnsiTheme="majorBidi" w:cstheme="majorBidi"/>
+          <w:b/>
+          <w:bCs/>
+        </w:rPr>
+        <w:t>Minimizing patient waiting time</w:t>
+      </w:r>
+      <w:r>
+        <w:rPr>
+          <w:rFonts w:asciiTheme="majorBidi" w:hAnsiTheme="majorBidi" w:cstheme="majorBidi"/>
+        </w:rPr>
+        <w:t xml:space="preserve"> at registration and before consultation.</w:t>
+      </w:r>
+    </w:p>
+    <w:p>
+      <w:pPr>
+        <w:numPr>
+          <w:ilvl w:val="0"/>
+          <w:numId w:val="1"/>
+        </w:numPr>
+        <w:rPr>
+          <w:rFonts w:asciiTheme="majorBidi" w:hAnsiTheme="majorBidi" w:cstheme="majorBidi"/>
+        </w:rPr>
+      </w:pPr>
+      <w:r>
+        <w:rPr>
+          <w:rFonts w:asciiTheme="majorBidi" w:hAnsiTheme="majorBidi" w:cstheme="majorBidi"/>
+          <w:b/>
+          <w:bCs/>
+        </w:rPr>
+        <w:t>Maximizing staff utilization</w:t>
+      </w:r>
+      <w:r>
+        <w:rPr>
+          <w:rFonts w:asciiTheme="majorBidi" w:hAnsiTheme="majorBidi" w:cstheme="majorBidi"/>
+        </w:rPr>
+        <w:t xml:space="preserve"> (doctors and nurses) but avoiding overloading.</w:t>
+      </w:r>
+    </w:p>
+    <w:p>
+      <w:pPr>
+        <w:numPr>
+          <w:ilvl w:val="0"/>
+          <w:numId w:val="1"/>
+        </w:numPr>
+        <w:rPr>
+          <w:rFonts w:asciiTheme="majorBidi" w:hAnsiTheme="majorBidi" w:cstheme="majorBidi"/>
+        </w:rPr>
+      </w:pPr>
+      <w:r>
+        <w:rPr>
+          <w:rFonts w:asciiTheme="majorBidi" w:hAnsiTheme="majorBidi" w:cstheme="majorBidi"/>
+          <w:b/>
+          <w:bCs/>
+        </w:rPr>
+        <w:t>Identifying bottlenecks</w:t>
+      </w:r>
+      <w:r>
+        <w:rPr>
+          <w:rFonts w:asciiTheme="majorBidi" w:hAnsiTheme="majorBidi" w:cstheme="majorBidi"/>
+        </w:rPr>
+        <w:t xml:space="preserve"> (for example, registration desk or limited beds).</w:t>
+      </w:r>
+    </w:p>
+    <w:p>
+      <w:pPr>
+        <w:numPr>
+          <w:ilvl w:val="0"/>
+          <w:numId w:val="1"/>
+        </w:numPr>
+        <w:rPr>
+          <w:rFonts w:asciiTheme="majorBidi" w:hAnsiTheme="majorBidi" w:cstheme="majorBidi"/>
+        </w:rPr>
+      </w:pPr>
+      <w:r>
+        <w:rPr>
+          <w:rFonts w:asciiTheme="majorBidi" w:hAnsiTheme="majorBidi" w:cstheme="majorBidi"/>
+          <w:b/>
+          <w:bCs/>
+        </w:rPr>
+        <w:t>Improving throughput</w:t>
+      </w:r>
+      <w:r>
+        <w:rPr>
+          <w:rFonts w:asciiTheme="majorBidi" w:hAnsiTheme="majorBidi" w:cstheme="majorBidi"/>
+        </w:rPr>
+        <w:t xml:space="preserve"> (patients successfully treated per hour).</w:t>
+      </w:r>
+    </w:p>
+    <w:p>
+      <w:pPr>
+        <w:numPr>
+          <w:ilvl w:val="0"/>
+          <w:numId w:val="1"/>
+        </w:numPr>
+        <w:rPr>
+          <w:rFonts w:asciiTheme="majorBidi" w:hAnsiTheme="majorBidi" w:cstheme="majorBidi"/>
+        </w:rPr>
+      </w:pPr>
+      <w:r>
+        <w:rPr>
+          <w:rFonts w:asciiTheme="majorBidi" w:hAnsiTheme="majorBidi" w:cstheme="majorBidi"/>
+          <w:b/>
+          <w:bCs/>
+        </w:rPr>
+        <w:t>Evaluating scalability</w:t>
+      </w:r>
+      <w:r>
+        <w:rPr>
+          <w:rFonts w:asciiTheme="majorBidi" w:hAnsiTheme="majorBidi" w:cstheme="majorBidi"/>
+        </w:rPr>
+        <w:t xml:space="preserve"> by testing higher arrival rates and the impact of adding one more doctor or nurse during peak hours.</w:t>
+      </w:r>
+    </w:p>
     <w:p/>
     <w:sectPr>
+      <w:headerReference w:type="default" r:id="rId8"/>
       <w:pgSz w:w="11906" w:h="16838" w:code="9"/>
       <w:pgMar w:top="1440" w:right="1440" w:bottom="1440" w:left="1440" w:header="720" w:footer="720" w:gutter="0"/>
       <w:pgBorders w:offsetFrom="page">
@@ -521,12 +862,1396 @@
 </w:document>
 </file>
 
+<file path=word/endnotes.xml><?xml version="1.0" encoding="utf-8"?>
+<w:endnotes xmlns:wpc="http://schemas.microsoft.com/office/word/2010/wordprocessingCanvas" xmlns:cx="http://schemas.microsoft.com/office/drawing/2014/chartex" xmlns:cx1="http://schemas.microsoft.com/office/drawing/2015/9/8/chartex" xmlns:cx2="http://schemas.microsoft.com/office/drawing/2015/10/21/chartex" xmlns:cx3="http://schemas.microsoft.com/office/drawing/2016/5/9/chartex" xmlns:cx4="http://schemas.microsoft.com/office/drawing/2016/5/10/chartex" xmlns:cx5="http://schemas.microsoft.com/office/drawing/2016/5/11/chartex" xmlns:cx6="http://schemas.microsoft.com/office/drawing/2016/5/12/chartex" xmlns:cx7="http://schemas.microsoft.com/office/drawing/2016/5/13/chartex" xmlns:cx8="http://schemas.microsoft.com/office/drawing/2016/5/14/chartex" xmlns:mc="http://schemas.openxmlformats.org/markup-compatibility/2006" xmlns:aink="http://schemas.microsoft.com/office/drawing/2016/ink" xmlns:am3d="http://schemas.microsoft.com/office/drawing/2017/model3d" xmlns:o="urn:schemas-microsoft-com:office:office" xmlns:oel="http://schemas.microsoft.com/office/2019/extlst" xmlns:r="http://schemas.openxmlformats.org/officeDocument/2006/relationships" xmlns:m="http://schemas.openxmlformats.org/officeDocument/2006/math" xmlns:v="urn:schemas-microsoft-com:vml" xmlns:wp14="http://schemas.microsoft.com/office/word/2010/wordprocessingDrawing" xmlns:wp="http://schemas.openxmlformats.org/drawingml/2006/wordprocessingDrawing" xmlns:w10="urn:schemas-microsoft-com:office:word" xmlns:w="http://schemas.openxmlformats.org/wordprocessingml/2006/main" xmlns:w14="http://schemas.microsoft.com/office/word/2010/wordml" xmlns:w15="http://schemas.microsoft.com/office/word/2012/wordml" xmlns:w16cex="http://schemas.microsoft.com/office/word/2018/wordml/cex" xmlns:w16cid="http://schemas.microsoft.com/office/word/2016/wordml/cid" xmlns:w16="http://schemas.microsoft.com/office/word/2018/wordml" xmlns:w16du="http://schemas.microsoft.com/office/word/2023/wordml/word16du" xmlns:w16sdtdh="http://schemas.microsoft.com/office/word/2020/wordml/sdtdatahash" xmlns:w16sdtfl="http://schemas.microsoft.com/office/word/2024/wordml/sdtformatlock" xmlns:w16se="http://schemas.microsoft.com/office/word/2015/wordml/symex" xmlns:wpg="http://schemas.microsoft.com/office/word/2010/wordprocessingGroup" xmlns:wpi="http://schemas.microsoft.com/office/word/2010/wordprocessingInk" xmlns:wne="http://schemas.microsoft.com/office/word/2006/wordml" xmlns:wps="http://schemas.microsoft.com/office/word/2010/wordprocessingShape" mc:Ignorable="w14 w15 w16se w16cid w16 w16cex w16sdtdh w16sdtfl w16du wp14">
+  <w:endnote w:type="separator" w:id="-1">
+    <w:p>
+      <w:pPr>
+        <w:spacing w:after="0" w:line="240" w:lineRule="auto"/>
+      </w:pPr>
+      <w:r>
+        <w:separator/>
+      </w:r>
+    </w:p>
+  </w:endnote>
+  <w:endnote w:type="continuationSeparator" w:id="0">
+    <w:p>
+      <w:pPr>
+        <w:spacing w:after="0" w:line="240" w:lineRule="auto"/>
+      </w:pPr>
+      <w:r>
+        <w:continuationSeparator/>
+      </w:r>
+    </w:p>
+  </w:endnote>
+</w:endnotes>
+</file>
+
+<file path=word/footnotes.xml><?xml version="1.0" encoding="utf-8"?>
+<w:footnotes xmlns:wpc="http://schemas.microsoft.com/office/word/2010/wordprocessingCanvas" xmlns:cx="http://schemas.microsoft.com/office/drawing/2014/chartex" xmlns:cx1="http://schemas.microsoft.com/office/drawing/2015/9/8/chartex" xmlns:cx2="http://schemas.microsoft.com/office/drawing/2015/10/21/chartex" xmlns:cx3="http://schemas.microsoft.com/office/drawing/2016/5/9/chartex" xmlns:cx4="http://schemas.microsoft.com/office/drawing/2016/5/10/chartex" xmlns:cx5="http://schemas.microsoft.com/office/drawing/2016/5/11/chartex" xmlns:cx6="http://schemas.microsoft.com/office/drawing/2016/5/12/chartex" xmlns:cx7="http://schemas.microsoft.com/office/drawing/2016/5/13/chartex" xmlns:cx8="http://schemas.microsoft.com/office/drawing/2016/5/14/chartex" xmlns:mc="http://schemas.openxmlformats.org/markup-compatibility/2006" xmlns:aink="http://schemas.microsoft.com/office/drawing/2016/ink" xmlns:am3d="http://schemas.microsoft.com/office/drawing/2017/model3d" xmlns:o="urn:schemas-microsoft-com:office:office" xmlns:oel="http://schemas.microsoft.com/office/2019/extlst" xmlns:r="http://schemas.openxmlformats.org/officeDocument/2006/relationships" xmlns:m="http://schemas.openxmlformats.org/officeDocument/2006/math" xmlns:v="urn:schemas-microsoft-com:vml" xmlns:wp14="http://schemas.microsoft.com/office/word/2010/wordprocessingDrawing" xmlns:wp="http://schemas.openxmlformats.org/drawingml/2006/wordprocessingDrawing" xmlns:w10="urn:schemas-microsoft-com:office:word" xmlns:w="http://schemas.openxmlformats.org/wordprocessingml/2006/main" xmlns:w14="http://schemas.microsoft.com/office/word/2010/wordml" xmlns:w15="http://schemas.microsoft.com/office/word/2012/wordml" xmlns:w16cex="http://schemas.microsoft.com/office/word/2018/wordml/cex" xmlns:w16cid="http://schemas.microsoft.com/office/word/2016/wordml/cid" xmlns:w16="http://schemas.microsoft.com/office/word/2018/wordml" xmlns:w16du="http://schemas.microsoft.com/office/word/2023/wordml/word16du" xmlns:w16sdtdh="http://schemas.microsoft.com/office/word/2020/wordml/sdtdatahash" xmlns:w16sdtfl="http://schemas.microsoft.com/office/word/2024/wordml/sdtformatlock" xmlns:w16se="http://schemas.microsoft.com/office/word/2015/wordml/symex" xmlns:wpg="http://schemas.microsoft.com/office/word/2010/wordprocessingGroup" xmlns:wpi="http://schemas.microsoft.com/office/word/2010/wordprocessingInk" xmlns:wne="http://schemas.microsoft.com/office/word/2006/wordml" xmlns:wps="http://schemas.microsoft.com/office/word/2010/wordprocessingShape" mc:Ignorable="w14 w15 w16se w16cid w16 w16cex w16sdtdh w16sdtfl w16du wp14">
+  <w:footnote w:type="separator" w:id="-1">
+    <w:p>
+      <w:pPr>
+        <w:spacing w:after="0" w:line="240" w:lineRule="auto"/>
+      </w:pPr>
+      <w:r>
+        <w:separator/>
+      </w:r>
+    </w:p>
+  </w:footnote>
+  <w:footnote w:type="continuationSeparator" w:id="0">
+    <w:p>
+      <w:pPr>
+        <w:spacing w:after="0" w:line="240" w:lineRule="auto"/>
+      </w:pPr>
+      <w:r>
+        <w:continuationSeparator/>
+      </w:r>
+    </w:p>
+  </w:footnote>
+</w:footnotes>
+</file>
+
+<file path=word/header1.xml><?xml version="1.0" encoding="utf-8"?>
+<w:hdr xmlns:wpc="http://schemas.microsoft.com/office/word/2010/wordprocessingCanvas" xmlns:cx="http://schemas.microsoft.com/office/drawing/2014/chartex" xmlns:cx1="http://schemas.microsoft.com/office/drawing/2015/9/8/chartex" xmlns:cx2="http://schemas.microsoft.com/office/drawing/2015/10/21/chartex" xmlns:cx3="http://schemas.microsoft.com/office/drawing/2016/5/9/chartex" xmlns:cx4="http://schemas.microsoft.com/office/drawing/2016/5/10/chartex" xmlns:cx5="http://schemas.microsoft.com/office/drawing/2016/5/11/chartex" xmlns:cx6="http://schemas.microsoft.com/office/drawing/2016/5/12/chartex" xmlns:cx7="http://schemas.microsoft.com/office/drawing/2016/5/13/chartex" xmlns:cx8="http://schemas.microsoft.com/office/drawing/2016/5/14/chartex" xmlns:mc="http://schemas.openxmlformats.org/markup-compatibility/2006" xmlns:aink="http://schemas.microsoft.com/office/drawing/2016/ink" xmlns:am3d="http://schemas.microsoft.com/office/drawing/2017/model3d" xmlns:o="urn:schemas-microsoft-com:office:office" xmlns:oel="http://schemas.microsoft.com/office/2019/extlst" xmlns:r="http://schemas.openxmlformats.org/officeDocument/2006/relationships" xmlns:m="http://schemas.openxmlformats.org/officeDocument/2006/math" xmlns:v="urn:schemas-microsoft-com:vml" xmlns:wp14="http://schemas.microsoft.com/office/word/2010/wordprocessingDrawing" xmlns:wp="http://schemas.openxmlformats.org/drawingml/2006/wordprocessingDrawing" xmlns:w10="urn:schemas-microsoft-com:office:word" xmlns:w="http://schemas.openxmlformats.org/wordprocessingml/2006/main" xmlns:w14="http://schemas.microsoft.com/office/word/2010/wordml" xmlns:w15="http://schemas.microsoft.com/office/word/2012/wordml" xmlns:w16cex="http://schemas.microsoft.com/office/word/2018/wordml/cex" xmlns:w16cid="http://schemas.microsoft.com/office/word/2016/wordml/cid" xmlns:w16="http://schemas.microsoft.com/office/word/2018/wordml" xmlns:w16du="http://schemas.microsoft.com/office/word/2023/wordml/word16du" xmlns:w16sdtdh="http://schemas.microsoft.com/office/word/2020/wordml/sdtdatahash" xmlns:w16sdtfl="http://schemas.microsoft.com/office/word/2024/wordml/sdtformatlock" xmlns:w16se="http://schemas.microsoft.com/office/word/2015/wordml/symex" xmlns:wpg="http://schemas.microsoft.com/office/word/2010/wordprocessingGroup" xmlns:wpi="http://schemas.microsoft.com/office/word/2010/wordprocessingInk" xmlns:wne="http://schemas.microsoft.com/office/word/2006/wordml" xmlns:wps="http://schemas.microsoft.com/office/word/2010/wordprocessingShape" mc:Ignorable="w14 w15 w16se w16cid w16 w16cex w16sdtdh w16sdtfl w16du wp14">
+  <w:p>
+    <w:pPr>
+      <w:pStyle w:val="Header"/>
+    </w:pPr>
+    <w:sdt>
+      <w:sdtPr>
+        <w:rPr>
+          <w:rFonts w:asciiTheme="majorHAnsi" w:eastAsiaTheme="majorEastAsia" w:hAnsiTheme="majorHAnsi" w:cstheme="majorBidi"/>
+          <w:color w:val="156082" w:themeColor="accent1"/>
+        </w:rPr>
+        <w:alias w:val="Title"/>
+        <w:id w:val="78404852"/>
+        <w:placeholder>
+          <w:docPart w:val="6099B443690A4FFD905D848600A1119C"/>
+        </w:placeholder>
+        <w:dataBinding w:prefixMappings="xmlns:ns0='http://schemas.openxmlformats.org/package/2006/metadata/core-properties' xmlns:ns1='http://purl.org/dc/elements/1.1/'" w:xpath="/ns0:coreProperties[1]/ns1:title[1]" w:storeItemID="{6C3C8BC8-F283-45AE-878A-BAB7291924A1}"/>
+        <w:text/>
+      </w:sdtPr>
+      <w:sdtContent>
+        <w:r>
+          <w:rPr>
+            <w:rFonts w:asciiTheme="majorHAnsi" w:eastAsiaTheme="majorEastAsia" w:hAnsiTheme="majorHAnsi" w:cstheme="majorBidi"/>
+            <w:color w:val="156082" w:themeColor="accent1"/>
+          </w:rPr>
+          <w:t>S92068805</w:t>
+        </w:r>
+      </w:sdtContent>
+    </w:sdt>
+    <w:r>
+      <w:rPr>
+        <w:rFonts w:asciiTheme="majorHAnsi" w:eastAsiaTheme="majorEastAsia" w:hAnsiTheme="majorHAnsi" w:cstheme="majorBidi"/>
+        <w:color w:val="156082" w:themeColor="accent1"/>
+      </w:rPr>
+      <w:ptab w:relativeTo="margin" w:alignment="right" w:leader="none"/>
+    </w:r>
+    <w:sdt>
+      <w:sdtPr>
+        <w:rPr>
+          <w:rFonts w:asciiTheme="majorHAnsi" w:eastAsiaTheme="majorEastAsia" w:hAnsiTheme="majorHAnsi" w:cstheme="majorBidi"/>
+          <w:color w:val="156082" w:themeColor="accent1"/>
+        </w:rPr>
+        <w:alias w:val="Date"/>
+        <w:id w:val="78404859"/>
+        <w:placeholder>
+          <w:docPart w:val="F95476F842A2436283187DB09110F497"/>
+        </w:placeholder>
+        <w:dataBinding w:prefixMappings="xmlns:ns0='http://schemas.microsoft.com/office/2006/coverPageProps'" w:xpath="/ns0:CoverPageProperties[1]/ns0:PublishDate[1]" w:storeItemID="{55AF091B-3C7A-41E3-B477-F2FDAA23CFDA}"/>
+        <w:date>
+          <w:dateFormat w:val="MMMM d, yyyy"/>
+          <w:lid w:val="en-US"/>
+          <w:storeMappedDataAs w:val="dateTime"/>
+          <w:calendar w:val="gregorian"/>
+        </w:date>
+      </w:sdtPr>
+      <w:sdtContent>
+        <w:r>
+          <w:rPr>
+            <w:rFonts w:asciiTheme="majorHAnsi" w:eastAsiaTheme="majorEastAsia" w:hAnsiTheme="majorHAnsi" w:cstheme="majorBidi"/>
+            <w:color w:val="156082" w:themeColor="accent1"/>
+          </w:rPr>
+          <w:t>EEX5362</w:t>
+        </w:r>
+      </w:sdtContent>
+    </w:sdt>
+  </w:p>
+  <w:p>
+    <w:pPr>
+      <w:pStyle w:val="Header"/>
+    </w:pPr>
+  </w:p>
+</w:hdr>
+</file>
+
+<file path=word/numbering.xml><?xml version="1.0" encoding="utf-8"?>
+<w:numbering xmlns:wpc="http://schemas.microsoft.com/office/word/2010/wordprocessingCanvas" xmlns:cx="http://schemas.microsoft.com/office/drawing/2014/chartex" xmlns:cx1="http://schemas.microsoft.com/office/drawing/2015/9/8/chartex" xmlns:cx2="http://schemas.microsoft.com/office/drawing/2015/10/21/chartex" xmlns:cx3="http://schemas.microsoft.com/office/drawing/2016/5/9/chartex" xmlns:cx4="http://schemas.microsoft.com/office/drawing/2016/5/10/chartex" xmlns:cx5="http://schemas.microsoft.com/office/drawing/2016/5/11/chartex" xmlns:cx6="http://schemas.microsoft.com/office/drawing/2016/5/12/chartex" xmlns:cx7="http://schemas.microsoft.com/office/drawing/2016/5/13/chartex" xmlns:cx8="http://schemas.microsoft.com/office/drawing/2016/5/14/chartex" xmlns:mc="http://schemas.openxmlformats.org/markup-compatibility/2006" xmlns:aink="http://schemas.microsoft.com/office/drawing/2016/ink" xmlns:am3d="http://schemas.microsoft.com/office/drawing/2017/model3d" xmlns:o="urn:schemas-microsoft-com:office:office" xmlns:oel="http://schemas.microsoft.com/office/2019/extlst" xmlns:r="http://schemas.openxmlformats.org/officeDocument/2006/relationships" xmlns:m="http://schemas.openxmlformats.org/officeDocument/2006/math" xmlns:v="urn:schemas-microsoft-com:vml" xmlns:wp14="http://schemas.microsoft.com/office/word/2010/wordprocessingDrawing" xmlns:wp="http://schemas.openxmlformats.org/drawingml/2006/wordprocessingDrawing" xmlns:w10="urn:schemas-microsoft-com:office:word" xmlns:w="http://schemas.openxmlformats.org/wordprocessingml/2006/main" xmlns:w14="http://schemas.microsoft.com/office/word/2010/wordml" xmlns:w15="http://schemas.microsoft.com/office/word/2012/wordml" xmlns:w16cex="http://schemas.microsoft.com/office/word/2018/wordml/cex" xmlns:w16cid="http://schemas.microsoft.com/office/word/2016/wordml/cid" xmlns:w16="http://schemas.microsoft.com/office/word/2018/wordml" xmlns:w16du="http://schemas.microsoft.com/office/word/2023/wordml/word16du" xmlns:w16sdtdh="http://schemas.microsoft.com/office/word/2020/wordml/sdtdatahash" xmlns:w16sdtfl="http://schemas.microsoft.com/office/word/2024/wordml/sdtformatlock" xmlns:w16se="http://schemas.microsoft.com/office/word/2015/wordml/symex" xmlns:wpg="http://schemas.microsoft.com/office/word/2010/wordprocessingGroup" xmlns:wpi="http://schemas.microsoft.com/office/word/2010/wordprocessingInk" xmlns:wne="http://schemas.microsoft.com/office/word/2006/wordml" xmlns:wps="http://schemas.microsoft.com/office/word/2010/wordprocessingShape" mc:Ignorable="w14 w15 w16se w16cid w16 w16cex w16sdtdh w16sdtfl w16du wp14">
+  <w:abstractNum w:abstractNumId="0" w15:restartNumberingAfterBreak="0">
+    <w:nsid w:val="058D26B1"/>
+    <w:multiLevelType w:val="multilevel"/>
+    <w:tmpl w:val="2E167D2C"/>
+    <w:lvl w:ilvl="0">
+      <w:start w:val="1"/>
+      <w:numFmt w:val="decimal"/>
+      <w:lvlText w:val="%1."/>
+      <w:lvlJc w:val="left"/>
+      <w:pPr>
+        <w:tabs>
+          <w:tab w:val="num" w:pos="720"/>
+        </w:tabs>
+        <w:ind w:left="720" w:hanging="360"/>
+      </w:pPr>
+    </w:lvl>
+    <w:lvl w:ilvl="1" w:tentative="1">
+      <w:start w:val="1"/>
+      <w:numFmt w:val="decimal"/>
+      <w:lvlText w:val="%2."/>
+      <w:lvlJc w:val="left"/>
+      <w:pPr>
+        <w:tabs>
+          <w:tab w:val="num" w:pos="1440"/>
+        </w:tabs>
+        <w:ind w:left="1440" w:hanging="360"/>
+      </w:pPr>
+    </w:lvl>
+    <w:lvl w:ilvl="2" w:tentative="1">
+      <w:start w:val="1"/>
+      <w:numFmt w:val="decimal"/>
+      <w:lvlText w:val="%3."/>
+      <w:lvlJc w:val="left"/>
+      <w:pPr>
+        <w:tabs>
+          <w:tab w:val="num" w:pos="2160"/>
+        </w:tabs>
+        <w:ind w:left="2160" w:hanging="360"/>
+      </w:pPr>
+    </w:lvl>
+    <w:lvl w:ilvl="3" w:tentative="1">
+      <w:start w:val="1"/>
+      <w:numFmt w:val="decimal"/>
+      <w:lvlText w:val="%4."/>
+      <w:lvlJc w:val="left"/>
+      <w:pPr>
+        <w:tabs>
+          <w:tab w:val="num" w:pos="2880"/>
+        </w:tabs>
+        <w:ind w:left="2880" w:hanging="360"/>
+      </w:pPr>
+    </w:lvl>
+    <w:lvl w:ilvl="4" w:tentative="1">
+      <w:start w:val="1"/>
+      <w:numFmt w:val="decimal"/>
+      <w:lvlText w:val="%5."/>
+      <w:lvlJc w:val="left"/>
+      <w:pPr>
+        <w:tabs>
+          <w:tab w:val="num" w:pos="3600"/>
+        </w:tabs>
+        <w:ind w:left="3600" w:hanging="360"/>
+      </w:pPr>
+    </w:lvl>
+    <w:lvl w:ilvl="5" w:tentative="1">
+      <w:start w:val="1"/>
+      <w:numFmt w:val="decimal"/>
+      <w:lvlText w:val="%6."/>
+      <w:lvlJc w:val="left"/>
+      <w:pPr>
+        <w:tabs>
+          <w:tab w:val="num" w:pos="4320"/>
+        </w:tabs>
+        <w:ind w:left="4320" w:hanging="360"/>
+      </w:pPr>
+    </w:lvl>
+    <w:lvl w:ilvl="6" w:tentative="1">
+      <w:start w:val="1"/>
+      <w:numFmt w:val="decimal"/>
+      <w:lvlText w:val="%7."/>
+      <w:lvlJc w:val="left"/>
+      <w:pPr>
+        <w:tabs>
+          <w:tab w:val="num" w:pos="5040"/>
+        </w:tabs>
+        <w:ind w:left="5040" w:hanging="360"/>
+      </w:pPr>
+    </w:lvl>
+    <w:lvl w:ilvl="7" w:tentative="1">
+      <w:start w:val="1"/>
+      <w:numFmt w:val="decimal"/>
+      <w:lvlText w:val="%8."/>
+      <w:lvlJc w:val="left"/>
+      <w:pPr>
+        <w:tabs>
+          <w:tab w:val="num" w:pos="5760"/>
+        </w:tabs>
+        <w:ind w:left="5760" w:hanging="360"/>
+      </w:pPr>
+    </w:lvl>
+    <w:lvl w:ilvl="8" w:tentative="1">
+      <w:start w:val="1"/>
+      <w:numFmt w:val="decimal"/>
+      <w:lvlText w:val="%9."/>
+      <w:lvlJc w:val="left"/>
+      <w:pPr>
+        <w:tabs>
+          <w:tab w:val="num" w:pos="6480"/>
+        </w:tabs>
+        <w:ind w:left="6480" w:hanging="360"/>
+      </w:pPr>
+    </w:lvl>
+  </w:abstractNum>
+  <w:num w:numId="1" w16cid:durableId="1408377037">
+    <w:abstractNumId w:val="0"/>
+  </w:num>
+</w:numbering>
+</file>
+
 <file path=word/styles.xml><?xml version="1.0" encoding="utf-8"?>
 <w:styles xmlns:mc="http://schemas.openxmlformats.org/markup-compatibility/2006" xmlns:r="http://schemas.openxmlformats.org/officeDocument/2006/relationships" xmlns:w="http://schemas.openxmlformats.org/wordprocessingml/2006/main" xmlns:w14="http://schemas.microsoft.com/office/word/2010/wordml" xmlns:w15="http://schemas.microsoft.com/office/word/2012/wordml" xmlns:w16cex="http://schemas.microsoft.com/office/word/2018/wordml/cex" xmlns:w16cid="http://schemas.microsoft.com/office/word/2016/wordml/cid" xmlns:w16="http://schemas.microsoft.com/office/word/2018/wordml" xmlns:w16du="http://schemas.microsoft.com/office/word/2023/wordml/word16du" xmlns:w16sdtdh="http://schemas.microsoft.com/office/word/2020/wordml/sdtdatahash" xmlns:w16sdtfl="http://schemas.microsoft.com/office/word/2024/wordml/sdtformatlock" xmlns:w16se="http://schemas.microsoft.com/office/word/2015/wordml/symex" mc:Ignorable="w14 w15 w16se w16cid w16 w16cex w16sdtdh w16sdtfl w16du">
   <w:docDefaults>
     <w:rPrDefault>
       <w:rPr>
         <w:rFonts w:asciiTheme="minorHAnsi" w:eastAsiaTheme="minorHAnsi" w:hAnsiTheme="minorHAnsi" w:cstheme="minorBidi"/>
+        <w:kern w:val="2"/>
+        <w:sz w:val="24"/>
+        <w:szCs w:val="24"/>
+        <w:lang w:val="en-US" w:eastAsia="en-US" w:bidi="ar-SA"/>
+        <w14:ligatures w14:val="standardContextual"/>
+      </w:rPr>
+    </w:rPrDefault>
+    <w:pPrDefault>
+      <w:pPr>
+        <w:spacing w:after="160" w:line="278" w:lineRule="auto"/>
+      </w:pPr>
+    </w:pPrDefault>
+  </w:docDefaults>
+  <w:latentStyles w:defLockedState="0" w:defUIPriority="99" w:defSemiHidden="0" w:defUnhideWhenUsed="0" w:defQFormat="0" w:count="376">
+    <w:lsdException w:name="Normal" w:uiPriority="0" w:qFormat="1"/>
+    <w:lsdException w:name="heading 1" w:uiPriority="9" w:qFormat="1"/>
+    <w:lsdException w:name="heading 2" w:semiHidden="1" w:uiPriority="9" w:unhideWhenUsed="1" w:qFormat="1"/>
+    <w:lsdException w:name="heading 3" w:semiHidden="1" w:uiPriority="9" w:unhideWhenUsed="1" w:qFormat="1"/>
+    <w:lsdException w:name="heading 4" w:semiHidden="1" w:uiPriority="9" w:unhideWhenUsed="1" w:qFormat="1"/>
+    <w:lsdException w:name="heading 5" w:semiHidden="1" w:uiPriority="9" w:unhideWhenUsed="1" w:qFormat="1"/>
+    <w:lsdException w:name="heading 6" w:semiHidden="1" w:uiPriority="9" w:unhideWhenUsed="1" w:qFormat="1"/>
+    <w:lsdException w:name="heading 7" w:semiHidden="1" w:uiPriority="9" w:unhideWhenUsed="1" w:qFormat="1"/>
+    <w:lsdException w:name="heading 8" w:semiHidden="1" w:uiPriority="9" w:unhideWhenUsed="1" w:qFormat="1"/>
+    <w:lsdException w:name="heading 9" w:semiHidden="1" w:uiPriority="9" w:unhideWhenUsed="1" w:qFormat="1"/>
+    <w:lsdException w:name="index 1" w:semiHidden="1" w:unhideWhenUsed="1"/>
+    <w:lsdException w:name="index 2" w:semiHidden="1" w:unhideWhenUsed="1"/>
+    <w:lsdException w:name="index 3" w:semiHidden="1" w:unhideWhenUsed="1"/>
+    <w:lsdException w:name="index 4" w:semiHidden="1" w:unhideWhenUsed="1"/>
+    <w:lsdException w:name="index 5" w:semiHidden="1" w:unhideWhenUsed="1"/>
+    <w:lsdException w:name="index 6" w:semiHidden="1" w:unhideWhenUsed="1"/>
+    <w:lsdException w:name="index 7" w:semiHidden="1" w:unhideWhenUsed="1"/>
+    <w:lsdException w:name="index 8" w:semiHidden="1" w:unhideWhenUsed="1"/>
+    <w:lsdException w:name="index 9" w:semiHidden="1" w:unhideWhenUsed="1"/>
+    <w:lsdException w:name="toc 1" w:semiHidden="1" w:uiPriority="39" w:unhideWhenUsed="1"/>
+    <w:lsdException w:name="toc 2" w:semiHidden="1" w:uiPriority="39" w:unhideWhenUsed="1"/>
+    <w:lsdException w:name="toc 3" w:semiHidden="1" w:uiPriority="39" w:unhideWhenUsed="1"/>
+    <w:lsdException w:name="toc 4" w:semiHidden="1" w:uiPriority="39" w:unhideWhenUsed="1"/>
+    <w:lsdException w:name="toc 5" w:semiHidden="1" w:uiPriority="39" w:unhideWhenUsed="1"/>
+    <w:lsdException w:name="toc 6" w:semiHidden="1" w:uiPriority="39" w:unhideWhenUsed="1"/>
+    <w:lsdException w:name="toc 7" w:semiHidden="1" w:uiPriority="39" w:unhideWhenUsed="1"/>
+    <w:lsdException w:name="toc 8" w:semiHidden="1" w:uiPriority="39" w:unhideWhenUsed="1"/>
+    <w:lsdException w:name="toc 9" w:semiHidden="1" w:uiPriority="39" w:unhideWhenUsed="1"/>
+    <w:lsdException w:name="Normal Indent" w:semiHidden="1" w:unhideWhenUsed="1"/>
+    <w:lsdException w:name="footnote text" w:semiHidden="1" w:unhideWhenUsed="1"/>
+    <w:lsdException w:name="annotation text" w:semiHidden="1" w:unhideWhenUsed="1"/>
+    <w:lsdException w:name="header" w:semiHidden="1" w:unhideWhenUsed="1"/>
+    <w:lsdException w:name="footer" w:semiHidden="1" w:unhideWhenUsed="1"/>
+    <w:lsdException w:name="index heading" w:semiHidden="1" w:unhideWhenUsed="1"/>
+    <w:lsdException w:name="caption" w:semiHidden="1" w:uiPriority="35" w:unhideWhenUsed="1" w:qFormat="1"/>
+    <w:lsdException w:name="table of figures" w:semiHidden="1" w:unhideWhenUsed="1"/>
+    <w:lsdException w:name="envelope address" w:semiHidden="1" w:unhideWhenUsed="1"/>
+    <w:lsdException w:name="envelope return" w:semiHidden="1" w:unhideWhenUsed="1"/>
+    <w:lsdException w:name="footnote reference" w:semiHidden="1" w:unhideWhenUsed="1"/>
+    <w:lsdException w:name="annotation reference" w:semiHidden="1" w:unhideWhenUsed="1"/>
+    <w:lsdException w:name="line number" w:semiHidden="1" w:unhideWhenUsed="1"/>
+    <w:lsdException w:name="page number" w:semiHidden="1" w:unhideWhenUsed="1"/>
+    <w:lsdException w:name="endnote reference" w:semiHidden="1" w:unhideWhenUsed="1"/>
+    <w:lsdException w:name="endnote text" w:semiHidden="1" w:unhideWhenUsed="1"/>
+    <w:lsdException w:name="table of authorities" w:semiHidden="1" w:unhideWhenUsed="1"/>
+    <w:lsdException w:name="macro" w:semiHidden="1" w:unhideWhenUsed="1"/>
+    <w:lsdException w:name="toa heading" w:semiHidden="1" w:unhideWhenUsed="1"/>
+    <w:lsdException w:name="List" w:semiHidden="1" w:unhideWhenUsed="1"/>
+    <w:lsdException w:name="List Bullet" w:semiHidden="1" w:unhideWhenUsed="1"/>
+    <w:lsdException w:name="List Number" w:semiHidden="1" w:unhideWhenUsed="1"/>
+    <w:lsdException w:name="List 2" w:semiHidden="1" w:unhideWhenUsed="1"/>
+    <w:lsdException w:name="List 3" w:semiHidden="1" w:unhideWhenUsed="1"/>
+    <w:lsdException w:name="List 4" w:semiHidden="1" w:unhideWhenUsed="1"/>
+    <w:lsdException w:name="List 5" w:semiHidden="1" w:unhideWhenUsed="1"/>
+    <w:lsdException w:name="List Bullet 2" w:semiHidden="1" w:unhideWhenUsed="1"/>
+    <w:lsdException w:name="List Bullet 3" w:semiHidden="1" w:unhideWhenUsed="1"/>
+    <w:lsdException w:name="List Bullet 4" w:semiHidden="1" w:unhideWhenUsed="1"/>
+    <w:lsdException w:name="List Bullet 5" w:semiHidden="1" w:unhideWhenUsed="1"/>
+    <w:lsdException w:name="List Number 2" w:semiHidden="1" w:unhideWhenUsed="1"/>
+    <w:lsdException w:name="List Number 3" w:semiHidden="1" w:unhideWhenUsed="1"/>
+    <w:lsdException w:name="List Number 4" w:semiHidden="1" w:unhideWhenUsed="1"/>
+    <w:lsdException w:name="List Number 5" w:semiHidden="1" w:unhideWhenUsed="1"/>
+    <w:lsdException w:name="Title" w:uiPriority="10" w:qFormat="1"/>
+    <w:lsdException w:name="Closing" w:semiHidden="1" w:unhideWhenUsed="1"/>
+    <w:lsdException w:name="Signature" w:semiHidden="1" w:unhideWhenUsed="1"/>
+    <w:lsdException w:name="Default Paragraph Font" w:semiHidden="1" w:uiPriority="1" w:unhideWhenUsed="1"/>
+    <w:lsdException w:name="Body Text" w:semiHidden="1" w:unhideWhenUsed="1"/>
+    <w:lsdException w:name="Body Text Indent" w:semiHidden="1" w:unhideWhenUsed="1"/>
+    <w:lsdException w:name="List Continue" w:semiHidden="1" w:unhideWhenUsed="1"/>
+    <w:lsdException w:name="List Continue 2" w:semiHidden="1" w:unhideWhenUsed="1"/>
+    <w:lsdException w:name="List Continue 3" w:semiHidden="1" w:unhideWhenUsed="1"/>
+    <w:lsdException w:name="List Continue 4" w:semiHidden="1" w:unhideWhenUsed="1"/>
+    <w:lsdException w:name="List Continue 5" w:semiHidden="1" w:unhideWhenUsed="1"/>
+    <w:lsdException w:name="Message Header" w:semiHidden="1" w:unhideWhenUsed="1"/>
+    <w:lsdException w:name="Subtitle" w:uiPriority="11" w:qFormat="1"/>
+    <w:lsdException w:name="Salutation" w:semiHidden="1" w:unhideWhenUsed="1"/>
+    <w:lsdException w:name="Date" w:semiHidden="1" w:unhideWhenUsed="1"/>
+    <w:lsdException w:name="Body Text First Indent" w:semiHidden="1" w:unhideWhenUsed="1"/>
+    <w:lsdException w:name="Body Text First Indent 2" w:semiHidden="1" w:unhideWhenUsed="1"/>
+    <w:lsdException w:name="Note Heading" w:semiHidden="1" w:unhideWhenUsed="1"/>
+    <w:lsdException w:name="Body Text 2" w:semiHidden="1" w:unhideWhenUsed="1"/>
+    <w:lsdException w:name="Body Text 3" w:semiHidden="1" w:unhideWhenUsed="1"/>
+    <w:lsdException w:name="Body Text Indent 2" w:semiHidden="1" w:unhideWhenUsed="1"/>
+    <w:lsdException w:name="Body Text Indent 3" w:semiHidden="1" w:unhideWhenUsed="1"/>
+    <w:lsdException w:name="Block Text" w:semiHidden="1" w:unhideWhenUsed="1"/>
+    <w:lsdException w:name="Hyperlink" w:semiHidden="1" w:unhideWhenUsed="1"/>
+    <w:lsdException w:name="FollowedHyperlink" w:semiHidden="1" w:unhideWhenUsed="1"/>
+    <w:lsdException w:name="Strong" w:uiPriority="22" w:qFormat="1"/>
+    <w:lsdException w:name="Emphasis" w:uiPriority="20" w:qFormat="1"/>
+    <w:lsdException w:name="Document Map" w:semiHidden="1" w:unhideWhenUsed="1"/>
+    <w:lsdException w:name="Plain Text" w:semiHidden="1" w:unhideWhenUsed="1"/>
+    <w:lsdException w:name="E-mail Signature" w:semiHidden="1" w:unhideWhenUsed="1"/>
+    <w:lsdException w:name="HTML Top of Form" w:semiHidden="1" w:unhideWhenUsed="1"/>
+    <w:lsdException w:name="HTML Bottom of Form" w:semiHidden="1" w:unhideWhenUsed="1"/>
+    <w:lsdException w:name="Normal (Web)" w:semiHidden="1" w:unhideWhenUsed="1"/>
+    <w:lsdException w:name="HTML Acronym" w:semiHidden="1" w:unhideWhenUsed="1"/>
+    <w:lsdException w:name="HTML Address" w:semiHidden="1" w:unhideWhenUsed="1"/>
+    <w:lsdException w:name="HTML Cite" w:semiHidden="1" w:unhideWhenUsed="1"/>
+    <w:lsdException w:name="HTML Code" w:semiHidden="1" w:unhideWhenUsed="1"/>
+    <w:lsdException w:name="HTML Definition" w:semiHidden="1" w:unhideWhenUsed="1"/>
+    <w:lsdException w:name="HTML Keyboard" w:semiHidden="1" w:unhideWhenUsed="1"/>
+    <w:lsdException w:name="HTML Preformatted" w:semiHidden="1" w:unhideWhenUsed="1"/>
+    <w:lsdException w:name="HTML Sample" w:semiHidden="1" w:unhideWhenUsed="1"/>
+    <w:lsdException w:name="HTML Typewriter" w:semiHidden="1" w:unhideWhenUsed="1"/>
+    <w:lsdException w:name="HTML Variable" w:semiHidden="1" w:unhideWhenUsed="1"/>
+    <w:lsdException w:name="Normal Table" w:semiHidden="1" w:unhideWhenUsed="1"/>
+    <w:lsdException w:name="annotation subject" w:semiHidden="1" w:unhideWhenUsed="1"/>
+    <w:lsdException w:name="No List" w:semiHidden="1" w:unhideWhenUsed="1"/>
+    <w:lsdException w:name="Outline List 1" w:semiHidden="1" w:unhideWhenUsed="1"/>
+    <w:lsdException w:name="Outline List 2" w:semiHidden="1" w:unhideWhenUsed="1"/>
+    <w:lsdException w:name="Outline List 3" w:semiHidden="1" w:unhideWhenUsed="1"/>
+    <w:lsdException w:name="Table Simple 1" w:semiHidden="1" w:unhideWhenUsed="1"/>
+    <w:lsdException w:name="Table Simple 2" w:semiHidden="1" w:unhideWhenUsed="1"/>
+    <w:lsdException w:name="Table Simple 3" w:semiHidden="1" w:unhideWhenUsed="1"/>
+    <w:lsdException w:name="Table Classic 1" w:semiHidden="1" w:unhideWhenUsed="1"/>
+    <w:lsdException w:name="Table Classic 2" w:semiHidden="1" w:unhideWhenUsed="1"/>
+    <w:lsdException w:name="Table Classic 3" w:semiHidden="1" w:unhideWhenUsed="1"/>
+    <w:lsdException w:name="Table Classic 4" w:semiHidden="1" w:unhideWhenUsed="1"/>
+    <w:lsdException w:name="Table Colorful 1" w:semiHidden="1" w:unhideWhenUsed="1"/>
+    <w:lsdException w:name="Table Colorful 2" w:semiHidden="1" w:unhideWhenUsed="1"/>
+    <w:lsdException w:name="Table Colorful 3" w:semiHidden="1" w:unhideWhenUsed="1"/>
+    <w:lsdException w:name="Table Columns 1" w:semiHidden="1" w:unhideWhenUsed="1"/>
+    <w:lsdException w:name="Table Columns 2" w:semiHidden="1" w:unhideWhenUsed="1"/>
+    <w:lsdException w:name="Table Columns 3" w:semiHidden="1" w:unhideWhenUsed="1"/>
+    <w:lsdException w:name="Table Columns 4" w:semiHidden="1" w:unhideWhenUsed="1"/>
+    <w:lsdException w:name="Table Columns 5" w:semiHidden="1" w:unhideWhenUsed="1"/>
+    <w:lsdException w:name="Table Grid 1" w:semiHidden="1" w:unhideWhenUsed="1"/>
+    <w:lsdException w:name="Table Grid 2" w:semiHidden="1" w:unhideWhenUsed="1"/>
+    <w:lsdException w:name="Table Grid 3" w:semiHidden="1" w:unhideWhenUsed="1"/>
+    <w:lsdException w:name="Table Grid 4" w:semiHidden="1" w:unhideWhenUsed="1"/>
+    <w:lsdException w:name="Table Grid 5" w:semiHidden="1" w:unhideWhenUsed="1"/>
+    <w:lsdException w:name="Table Grid 6" w:semiHidden="1" w:unhideWhenUsed="1"/>
+    <w:lsdException w:name="Table Grid 7" w:semiHidden="1" w:unhideWhenUsed="1"/>
+    <w:lsdException w:name="Table Grid 8" w:semiHidden="1" w:unhideWhenUsed="1"/>
+    <w:lsdException w:name="Table List 1" w:semiHidden="1" w:unhideWhenUsed="1"/>
+    <w:lsdException w:name="Table List 2" w:semiHidden="1" w:unhideWhenUsed="1"/>
+    <w:lsdException w:name="Table List 3" w:semiHidden="1" w:unhideWhenUsed="1"/>
+    <w:lsdException w:name="Table List 4" w:semiHidden="1" w:unhideWhenUsed="1"/>
+    <w:lsdException w:name="Table List 5" w:semiHidden="1" w:unhideWhenUsed="1"/>
+    <w:lsdException w:name="Table List 6" w:semiHidden="1" w:unhideWhenUsed="1"/>
+    <w:lsdException w:name="Table List 7" w:semiHidden="1" w:unhideWhenUsed="1"/>
+    <w:lsdException w:name="Table List 8" w:semiHidden="1" w:unhideWhenUsed="1"/>
+    <w:lsdException w:name="Table 3D effects 1" w:semiHidden="1" w:unhideWhenUsed="1"/>
+    <w:lsdException w:name="Table 3D effects 2" w:semiHidden="1" w:unhideWhenUsed="1"/>
+    <w:lsdException w:name="Table 3D effects 3" w:semiHidden="1" w:unhideWhenUsed="1"/>
+    <w:lsdException w:name="Table Contemporary" w:semiHidden="1" w:unhideWhenUsed="1"/>
+    <w:lsdException w:name="Table Elegant" w:semiHidden="1" w:unhideWhenUsed="1"/>
+    <w:lsdException w:name="Table Professional" w:semiHidden="1" w:unhideWhenUsed="1"/>
+    <w:lsdException w:name="Table Subtle 1" w:semiHidden="1" w:unhideWhenUsed="1"/>
+    <w:lsdException w:name="Table Subtle 2" w:semiHidden="1" w:unhideWhenUsed="1"/>
+    <w:lsdException w:name="Table Web 1" w:semiHidden="1" w:unhideWhenUsed="1"/>
+    <w:lsdException w:name="Table Web 2" w:semiHidden="1" w:unhideWhenUsed="1"/>
+    <w:lsdException w:name="Table Web 3" w:semiHidden="1" w:unhideWhenUsed="1"/>
+    <w:lsdException w:name="Balloon Text" w:semiHidden="1" w:unhideWhenUsed="1"/>
+    <w:lsdException w:name="Table Grid" w:uiPriority="39"/>
+    <w:lsdException w:name="Table Theme" w:semiHidden="1" w:unhideWhenUsed="1"/>
+    <w:lsdException w:name="Placeholder Text" w:semiHidden="1"/>
+    <w:lsdException w:name="No Spacing" w:uiPriority="1"/>
+    <w:lsdException w:name="Light Shading" w:uiPriority="60"/>
+    <w:lsdException w:name="Light List" w:uiPriority="61"/>
+    <w:lsdException w:name="Light Grid" w:uiPriority="62"/>
+    <w:lsdException w:name="Medium Shading 1" w:uiPriority="63"/>
+    <w:lsdException w:name="Medium Shading 2" w:uiPriority="64"/>
+    <w:lsdException w:name="Medium List 1" w:uiPriority="65"/>
+    <w:lsdException w:name="Medium List 2" w:uiPriority="66"/>
+    <w:lsdException w:name="Medium Grid 1" w:uiPriority="67"/>
+    <w:lsdException w:name="Medium Grid 2" w:uiPriority="68"/>
+    <w:lsdException w:name="Medium Grid 3" w:uiPriority="69"/>
+    <w:lsdException w:name="Dark List" w:uiPriority="70"/>
+    <w:lsdException w:name="Colorful Shading" w:uiPriority="71"/>
+    <w:lsdException w:name="Colorful List" w:uiPriority="72"/>
+    <w:lsdException w:name="Colorful Grid" w:uiPriority="73"/>
+    <w:lsdException w:name="Light Shading Accent 1" w:uiPriority="60"/>
+    <w:lsdException w:name="Light List Accent 1" w:uiPriority="61"/>
+    <w:lsdException w:name="Light Grid Accent 1" w:uiPriority="62"/>
+    <w:lsdException w:name="Medium Shading 1 Accent 1" w:uiPriority="63"/>
+    <w:lsdException w:name="Medium Shading 2 Accent 1" w:uiPriority="64"/>
+    <w:lsdException w:name="Medium List 1 Accent 1" w:uiPriority="65"/>
+    <w:lsdException w:name="Revision" w:semiHidden="1"/>
+    <w:lsdException w:name="List Paragraph" w:uiPriority="34" w:qFormat="1"/>
+    <w:lsdException w:name="Quote" w:uiPriority="29" w:qFormat="1"/>
+    <w:lsdException w:name="Intense Quote" w:uiPriority="30" w:qFormat="1"/>
+    <w:lsdException w:name="Medium List 2 Accent 1" w:uiPriority="66"/>
+    <w:lsdException w:name="Medium Grid 1 Accent 1" w:uiPriority="67"/>
+    <w:lsdException w:name="Medium Grid 2 Accent 1" w:uiPriority="68"/>
+    <w:lsdException w:name="Medium Grid 3 Accent 1" w:uiPriority="69"/>
+    <w:lsdException w:name="Dark List Accent 1" w:uiPriority="70"/>
+    <w:lsdException w:name="Colorful Shading Accent 1" w:uiPriority="71"/>
+    <w:lsdException w:name="Colorful List Accent 1" w:uiPriority="72"/>
+    <w:lsdException w:name="Colorful Grid Accent 1" w:uiPriority="73"/>
+    <w:lsdException w:name="Light Shading Accent 2" w:uiPriority="60"/>
+    <w:lsdException w:name="Light List Accent 2" w:uiPriority="61"/>
+    <w:lsdException w:name="Light Grid Accent 2" w:uiPriority="62"/>
+    <w:lsdException w:name="Medium Shading 1 Accent 2" w:uiPriority="63"/>
+    <w:lsdException w:name="Medium Shading 2 Accent 2" w:uiPriority="64"/>
+    <w:lsdException w:name="Medium List 1 Accent 2" w:uiPriority="65"/>
+    <w:lsdException w:name="Medium List 2 Accent 2" w:uiPriority="66"/>
+    <w:lsdException w:name="Medium Grid 1 Accent 2" w:uiPriority="67"/>
+    <w:lsdException w:name="Medium Grid 2 Accent 2" w:uiPriority="68"/>
+    <w:lsdException w:name="Medium Grid 3 Accent 2" w:uiPriority="69"/>
+    <w:lsdException w:name="Dark List Accent 2" w:uiPriority="70"/>
+    <w:lsdException w:name="Colorful Shading Accent 2" w:uiPriority="71"/>
+    <w:lsdException w:name="Colorful List Accent 2" w:uiPriority="72"/>
+    <w:lsdException w:name="Colorful Grid Accent 2" w:uiPriority="73"/>
+    <w:lsdException w:name="Light Shading Accent 3" w:uiPriority="60"/>
+    <w:lsdException w:name="Light List Accent 3" w:uiPriority="61"/>
+    <w:lsdException w:name="Light Grid Accent 3" w:uiPriority="62"/>
+    <w:lsdException w:name="Medium Shading 1 Accent 3" w:uiPriority="63"/>
+    <w:lsdException w:name="Medium Shading 2 Accent 3" w:uiPriority="64"/>
+    <w:lsdException w:name="Medium List 1 Accent 3" w:uiPriority="65"/>
+    <w:lsdException w:name="Medium List 2 Accent 3" w:uiPriority="66"/>
+    <w:lsdException w:name="Medium Grid 1 Accent 3" w:uiPriority="67"/>
+    <w:lsdException w:name="Medium Grid 2 Accent 3" w:uiPriority="68"/>
+    <w:lsdException w:name="Medium Grid 3 Accent 3" w:uiPriority="69"/>
+    <w:lsdException w:name="Dark List Accent 3" w:uiPriority="70"/>
+    <w:lsdException w:name="Colorful Shading Accent 3" w:uiPriority="71"/>
+    <w:lsdException w:name="Colorful List Accent 3" w:uiPriority="72"/>
+    <w:lsdException w:name="Colorful Grid Accent 3" w:uiPriority="73"/>
+    <w:lsdException w:name="Light Shading Accent 4" w:uiPriority="60"/>
+    <w:lsdException w:name="Light List Accent 4" w:uiPriority="61"/>
+    <w:lsdException w:name="Light Grid Accent 4" w:uiPriority="62"/>
+    <w:lsdException w:name="Medium Shading 1 Accent 4" w:uiPriority="63"/>
+    <w:lsdException w:name="Medium Shading 2 Accent 4" w:uiPriority="64"/>
+    <w:lsdException w:name="Medium List 1 Accent 4" w:uiPriority="65"/>
+    <w:lsdException w:name="Medium List 2 Accent 4" w:uiPriority="66"/>
+    <w:lsdException w:name="Medium Grid 1 Accent 4" w:uiPriority="67"/>
+    <w:lsdException w:name="Medium Grid 2 Accent 4" w:uiPriority="68"/>
+    <w:lsdException w:name="Medium Grid 3 Accent 4" w:uiPriority="69"/>
+    <w:lsdException w:name="Dark List Accent 4" w:uiPriority="70"/>
+    <w:lsdException w:name="Colorful Shading Accent 4" w:uiPriority="71"/>
+    <w:lsdException w:name="Colorful List Accent 4" w:uiPriority="72"/>
+    <w:lsdException w:name="Colorful Grid Accent 4" w:uiPriority="73"/>
+    <w:lsdException w:name="Light Shading Accent 5" w:uiPriority="60"/>
+    <w:lsdException w:name="Light List Accent 5" w:uiPriority="61"/>
+    <w:lsdException w:name="Light Grid Accent 5" w:uiPriority="62"/>
+    <w:lsdException w:name="Medium Shading 1 Accent 5" w:uiPriority="63"/>
+    <w:lsdException w:name="Medium Shading 2 Accent 5" w:uiPriority="64"/>
+    <w:lsdException w:name="Medium List 1 Accent 5" w:uiPriority="65"/>
+    <w:lsdException w:name="Medium List 2 Accent 5" w:uiPriority="66"/>
+    <w:lsdException w:name="Medium Grid 1 Accent 5" w:uiPriority="67"/>
+    <w:lsdException w:name="Medium Grid 2 Accent 5" w:uiPriority="68"/>
+    <w:lsdException w:name="Medium Grid 3 Accent 5" w:uiPriority="69"/>
+    <w:lsdException w:name="Dark List Accent 5" w:uiPriority="70"/>
+    <w:lsdException w:name="Colorful Shading Accent 5" w:uiPriority="71"/>
+    <w:lsdException w:name="Colorful List Accent 5" w:uiPriority="72"/>
+    <w:lsdException w:name="Colorful Grid Accent 5" w:uiPriority="73"/>
+    <w:lsdException w:name="Light Shading Accent 6" w:uiPriority="60"/>
+    <w:lsdException w:name="Light List Accent 6" w:uiPriority="61"/>
+    <w:lsdException w:name="Light Grid Accent 6" w:uiPriority="62"/>
+    <w:lsdException w:name="Medium Shading 1 Accent 6" w:uiPriority="63"/>
+    <w:lsdException w:name="Medium Shading 2 Accent 6" w:uiPriority="64"/>
+    <w:lsdException w:name="Medium List 1 Accent 6" w:uiPriority="65"/>
+    <w:lsdException w:name="Medium List 2 Accent 6" w:uiPriority="66"/>
+    <w:lsdException w:name="Medium Grid 1 Accent 6" w:uiPriority="67"/>
+    <w:lsdException w:name="Medium Grid 2 Accent 6" w:uiPriority="68"/>
+    <w:lsdException w:name="Medium Grid 3 Accent 6" w:uiPriority="69"/>
+    <w:lsdException w:name="Dark List Accent 6" w:uiPriority="70"/>
+    <w:lsdException w:name="Colorful Shading Accent 6" w:uiPriority="71"/>
+    <w:lsdException w:name="Colorful List Accent 6" w:uiPriority="72"/>
+    <w:lsdException w:name="Colorful Grid Accent 6" w:uiPriority="73"/>
+    <w:lsdException w:name="Subtle Emphasis" w:uiPriority="19" w:qFormat="1"/>
+    <w:lsdException w:name="Intense Emphasis" w:uiPriority="21" w:qFormat="1"/>
+    <w:lsdException w:name="Subtle Reference" w:uiPriority="31" w:qFormat="1"/>
+    <w:lsdException w:name="Intense Reference" w:uiPriority="32" w:qFormat="1"/>
+    <w:lsdException w:name="Book Title" w:uiPriority="33" w:qFormat="1"/>
+    <w:lsdException w:name="Bibliography" w:semiHidden="1" w:uiPriority="37" w:unhideWhenUsed="1"/>
+    <w:lsdException w:name="TOC Heading" w:semiHidden="1" w:uiPriority="39" w:unhideWhenUsed="1" w:qFormat="1"/>
+    <w:lsdException w:name="Plain Table 1" w:uiPriority="41"/>
+    <w:lsdException w:name="Plain Table 2" w:uiPriority="42"/>
+    <w:lsdException w:name="Plain Table 3" w:uiPriority="43"/>
+    <w:lsdException w:name="Plain Table 4" w:uiPriority="44"/>
+    <w:lsdException w:name="Plain Table 5" w:uiPriority="45"/>
+    <w:lsdException w:name="Grid Table Light" w:uiPriority="40"/>
+    <w:lsdException w:name="Grid Table 1 Light" w:uiPriority="46"/>
+    <w:lsdException w:name="Grid Table 2" w:uiPriority="47"/>
+    <w:lsdException w:name="Grid Table 3" w:uiPriority="48"/>
+    <w:lsdException w:name="Grid Table 4" w:uiPriority="49"/>
+    <w:lsdException w:name="Grid Table 5 Dark" w:uiPriority="50"/>
+    <w:lsdException w:name="Grid Table 6 Colorful" w:uiPriority="51"/>
+    <w:lsdException w:name="Grid Table 7 Colorful" w:uiPriority="52"/>
+    <w:lsdException w:name="Grid Table 1 Light Accent 1" w:uiPriority="46"/>
+    <w:lsdException w:name="Grid Table 2 Accent 1" w:uiPriority="47"/>
+    <w:lsdException w:name="Grid Table 3 Accent 1" w:uiPriority="48"/>
+    <w:lsdException w:name="Grid Table 4 Accent 1" w:uiPriority="49"/>
+    <w:lsdException w:name="Grid Table 5 Dark Accent 1" w:uiPriority="50"/>
+    <w:lsdException w:name="Grid Table 6 Colorful Accent 1" w:uiPriority="51"/>
+    <w:lsdException w:name="Grid Table 7 Colorful Accent 1" w:uiPriority="52"/>
+    <w:lsdException w:name="Grid Table 1 Light Accent 2" w:uiPriority="46"/>
+    <w:lsdException w:name="Grid Table 2 Accent 2" w:uiPriority="47"/>
+    <w:lsdException w:name="Grid Table 3 Accent 2" w:uiPriority="48"/>
+    <w:lsdException w:name="Grid Table 4 Accent 2" w:uiPriority="49"/>
+    <w:lsdException w:name="Grid Table 5 Dark Accent 2" w:uiPriority="50"/>
+    <w:lsdException w:name="Grid Table 6 Colorful Accent 2" w:uiPriority="51"/>
+    <w:lsdException w:name="Grid Table 7 Colorful Accent 2" w:uiPriority="52"/>
+    <w:lsdException w:name="Grid Table 1 Light Accent 3" w:uiPriority="46"/>
+    <w:lsdException w:name="Grid Table 2 Accent 3" w:uiPriority="47"/>
+    <w:lsdException w:name="Grid Table 3 Accent 3" w:uiPriority="48"/>
+    <w:lsdException w:name="Grid Table 4 Accent 3" w:uiPriority="49"/>
+    <w:lsdException w:name="Grid Table 5 Dark Accent 3" w:uiPriority="50"/>
+    <w:lsdException w:name="Grid Table 6 Colorful Accent 3" w:uiPriority="51"/>
+    <w:lsdException w:name="Grid Table 7 Colorful Accent 3" w:uiPriority="52"/>
+    <w:lsdException w:name="Grid Table 1 Light Accent 4" w:uiPriority="46"/>
+    <w:lsdException w:name="Grid Table 2 Accent 4" w:uiPriority="47"/>
+    <w:lsdException w:name="Grid Table 3 Accent 4" w:uiPriority="48"/>
+    <w:lsdException w:name="Grid Table 4 Accent 4" w:uiPriority="49"/>
+    <w:lsdException w:name="Grid Table 5 Dark Accent 4" w:uiPriority="50"/>
+    <w:lsdException w:name="Grid Table 6 Colorful Accent 4" w:uiPriority="51"/>
+    <w:lsdException w:name="Grid Table 7 Colorful Accent 4" w:uiPriority="52"/>
+    <w:lsdException w:name="Grid Table 1 Light Accent 5" w:uiPriority="46"/>
+    <w:lsdException w:name="Grid Table 2 Accent 5" w:uiPriority="47"/>
+    <w:lsdException w:name="Grid Table 3 Accent 5" w:uiPriority="48"/>
+    <w:lsdException w:name="Grid Table 4 Accent 5" w:uiPriority="49"/>
+    <w:lsdException w:name="Grid Table 5 Dark Accent 5" w:uiPriority="50"/>
+    <w:lsdException w:name="Grid Table 6 Colorful Accent 5" w:uiPriority="51"/>
+    <w:lsdException w:name="Grid Table 7 Colorful Accent 5" w:uiPriority="52"/>
+    <w:lsdException w:name="Grid Table 1 Light Accent 6" w:uiPriority="46"/>
+    <w:lsdException w:name="Grid Table 2 Accent 6" w:uiPriority="47"/>
+    <w:lsdException w:name="Grid Table 3 Accent 6" w:uiPriority="48"/>
+    <w:lsdException w:name="Grid Table 4 Accent 6" w:uiPriority="49"/>
+    <w:lsdException w:name="Grid Table 5 Dark Accent 6" w:uiPriority="50"/>
+    <w:lsdException w:name="Grid Table 6 Colorful Accent 6" w:uiPriority="51"/>
+    <w:lsdException w:name="Grid Table 7 Colorful Accent 6" w:uiPriority="52"/>
+    <w:lsdException w:name="List Table 1 Light" w:uiPriority="46"/>
+    <w:lsdException w:name="List Table 2" w:uiPriority="47"/>
+    <w:lsdException w:name="List Table 3" w:uiPriority="48"/>
+    <w:lsdException w:name="List Table 4" w:uiPriority="49"/>
+    <w:lsdException w:name="List Table 5 Dark" w:uiPriority="50"/>
+    <w:lsdException w:name="List Table 6 Colorful" w:uiPriority="51"/>
+    <w:lsdException w:name="List Table 7 Colorful" w:uiPriority="52"/>
+    <w:lsdException w:name="List Table 1 Light Accent 1" w:uiPriority="46"/>
+    <w:lsdException w:name="List Table 2 Accent 1" w:uiPriority="47"/>
+    <w:lsdException w:name="List Table 3 Accent 1" w:uiPriority="48"/>
+    <w:lsdException w:name="List Table 4 Accent 1" w:uiPriority="49"/>
+    <w:lsdException w:name="List Table 5 Dark Accent 1" w:uiPriority="50"/>
+    <w:lsdException w:name="List Table 6 Colorful Accent 1" w:uiPriority="51"/>
+    <w:lsdException w:name="List Table 7 Colorful Accent 1" w:uiPriority="52"/>
+    <w:lsdException w:name="List Table 1 Light Accent 2" w:uiPriority="46"/>
+    <w:lsdException w:name="List Table 2 Accent 2" w:uiPriority="47"/>
+    <w:lsdException w:name="List Table 3 Accent 2" w:uiPriority="48"/>
+    <w:lsdException w:name="List Table 4 Accent 2" w:uiPriority="49"/>
+    <w:lsdException w:name="List Table 5 Dark Accent 2" w:uiPriority="50"/>
+    <w:lsdException w:name="List Table 6 Colorful Accent 2" w:uiPriority="51"/>
+    <w:lsdException w:name="List Table 7 Colorful Accent 2" w:uiPriority="52"/>
+    <w:lsdException w:name="List Table 1 Light Accent 3" w:uiPriority="46"/>
+    <w:lsdException w:name="List Table 2 Accent 3" w:uiPriority="47"/>
+    <w:lsdException w:name="List Table 3 Accent 3" w:uiPriority="48"/>
+    <w:lsdException w:name="List Table 4 Accent 3" w:uiPriority="49"/>
+    <w:lsdException w:name="List Table 5 Dark Accent 3" w:uiPriority="50"/>
+    <w:lsdException w:name="List Table 6 Colorful Accent 3" w:uiPriority="51"/>
+    <w:lsdException w:name="List Table 7 Colorful Accent 3" w:uiPriority="52"/>
+    <w:lsdException w:name="List Table 1 Light Accent 4" w:uiPriority="46"/>
+    <w:lsdException w:name="List Table 2 Accent 4" w:uiPriority="47"/>
+    <w:lsdException w:name="List Table 3 Accent 4" w:uiPriority="48"/>
+    <w:lsdException w:name="List Table 4 Accent 4" w:uiPriority="49"/>
+    <w:lsdException w:name="List Table 5 Dark Accent 4" w:uiPriority="50"/>
+    <w:lsdException w:name="List Table 6 Colorful Accent 4" w:uiPriority="51"/>
+    <w:lsdException w:name="List Table 7 Colorful Accent 4" w:uiPriority="52"/>
+    <w:lsdException w:name="List Table 1 Light Accent 5" w:uiPriority="46"/>
+    <w:lsdException w:name="List Table 2 Accent 5" w:uiPriority="47"/>
+    <w:lsdException w:name="List Table 3 Accent 5" w:uiPriority="48"/>
+    <w:lsdException w:name="List Table 4 Accent 5" w:uiPriority="49"/>
+    <w:lsdException w:name="List Table 5 Dark Accent 5" w:uiPriority="50"/>
+    <w:lsdException w:name="List Table 6 Colorful Accent 5" w:uiPriority="51"/>
+    <w:lsdException w:name="List Table 7 Colorful Accent 5" w:uiPriority="52"/>
+    <w:lsdException w:name="List Table 1 Light Accent 6" w:uiPriority="46"/>
+    <w:lsdException w:name="List Table 2 Accent 6" w:uiPriority="47"/>
+    <w:lsdException w:name="List Table 3 Accent 6" w:uiPriority="48"/>
+    <w:lsdException w:name="List Table 4 Accent 6" w:uiPriority="49"/>
+    <w:lsdException w:name="List Table 5 Dark Accent 6" w:uiPriority="50"/>
+    <w:lsdException w:name="List Table 6 Colorful Accent 6" w:uiPriority="51"/>
+    <w:lsdException w:name="List Table 7 Colorful Accent 6" w:uiPriority="52"/>
+    <w:lsdException w:name="Mention" w:semiHidden="1" w:unhideWhenUsed="1"/>
+    <w:lsdException w:name="Smart Hyperlink" w:semiHidden="1" w:unhideWhenUsed="1"/>
+    <w:lsdException w:name="Hashtag" w:semiHidden="1" w:unhideWhenUsed="1"/>
+    <w:lsdException w:name="Unresolved Mention" w:semiHidden="1" w:unhideWhenUsed="1"/>
+    <w:lsdException w:name="Smart Link" w:semiHidden="1" w:unhideWhenUsed="1"/>
+  </w:latentStyles>
+  <w:style w:type="paragraph" w:default="1" w:styleId="Normal">
+    <w:name w:val="Normal"/>
+    <w:qFormat/>
+  </w:style>
+  <w:style w:type="paragraph" w:styleId="Heading1">
+    <w:name w:val="heading 1"/>
+    <w:basedOn w:val="Normal"/>
+    <w:next w:val="Normal"/>
+    <w:link w:val="Heading1Char"/>
+    <w:uiPriority w:val="9"/>
+    <w:qFormat/>
+    <w:rsid w:val="00D52987"/>
+    <w:pPr>
+      <w:keepNext/>
+      <w:keepLines/>
+      <w:spacing w:before="360" w:after="80"/>
+      <w:outlineLvl w:val="0"/>
+    </w:pPr>
+    <w:rPr>
+      <w:rFonts w:asciiTheme="majorBidi" w:eastAsiaTheme="majorEastAsia" w:hAnsiTheme="majorBidi" w:cstheme="majorBidi"/>
+      <w:b/>
+      <w:color w:val="000000" w:themeColor="text1"/>
+      <w:sz w:val="32"/>
+      <w:szCs w:val="40"/>
+    </w:rPr>
+  </w:style>
+  <w:style w:type="paragraph" w:styleId="Heading2">
+    <w:name w:val="heading 2"/>
+    <w:basedOn w:val="Normal"/>
+    <w:next w:val="Normal"/>
+    <w:link w:val="Heading2Char"/>
+    <w:uiPriority w:val="9"/>
+    <w:unhideWhenUsed/>
+    <w:qFormat/>
+    <w:rsid w:val="00D52987"/>
+    <w:pPr>
+      <w:keepNext/>
+      <w:keepLines/>
+      <w:spacing w:before="280" w:after="200"/>
+      <w:outlineLvl w:val="1"/>
+    </w:pPr>
+    <w:rPr>
+      <w:rFonts w:asciiTheme="majorBidi" w:eastAsiaTheme="majorEastAsia" w:hAnsiTheme="majorBidi" w:cstheme="majorBidi"/>
+      <w:b/>
+      <w:color w:val="000000" w:themeColor="text1"/>
+      <w:sz w:val="28"/>
+      <w:szCs w:val="32"/>
+    </w:rPr>
+  </w:style>
+  <w:style w:type="paragraph" w:styleId="Heading3">
+    <w:name w:val="heading 3"/>
+    <w:basedOn w:val="Normal"/>
+    <w:next w:val="Normal"/>
+    <w:link w:val="Heading3Char"/>
+    <w:uiPriority w:val="9"/>
+    <w:semiHidden/>
+    <w:unhideWhenUsed/>
+    <w:qFormat/>
+    <w:rsid w:val="00FE335F"/>
+    <w:pPr>
+      <w:keepNext/>
+      <w:keepLines/>
+      <w:spacing w:before="160" w:after="80"/>
+      <w:outlineLvl w:val="2"/>
+    </w:pPr>
+    <w:rPr>
+      <w:rFonts w:eastAsiaTheme="majorEastAsia" w:cstheme="majorBidi"/>
+      <w:color w:val="0F4761" w:themeColor="accent1" w:themeShade="BF"/>
+      <w:sz w:val="28"/>
+      <w:szCs w:val="28"/>
+    </w:rPr>
+  </w:style>
+  <w:style w:type="paragraph" w:styleId="Heading4">
+    <w:name w:val="heading 4"/>
+    <w:basedOn w:val="Normal"/>
+    <w:next w:val="Normal"/>
+    <w:link w:val="Heading4Char"/>
+    <w:uiPriority w:val="9"/>
+    <w:semiHidden/>
+    <w:unhideWhenUsed/>
+    <w:qFormat/>
+    <w:rsid w:val="00FE335F"/>
+    <w:pPr>
+      <w:keepNext/>
+      <w:keepLines/>
+      <w:spacing w:before="80" w:after="40"/>
+      <w:outlineLvl w:val="3"/>
+    </w:pPr>
+    <w:rPr>
+      <w:rFonts w:eastAsiaTheme="majorEastAsia" w:cstheme="majorBidi"/>
+      <w:i/>
+      <w:iCs/>
+      <w:color w:val="0F4761" w:themeColor="accent1" w:themeShade="BF"/>
+    </w:rPr>
+  </w:style>
+  <w:style w:type="paragraph" w:styleId="Heading5">
+    <w:name w:val="heading 5"/>
+    <w:basedOn w:val="Normal"/>
+    <w:next w:val="Normal"/>
+    <w:link w:val="Heading5Char"/>
+    <w:uiPriority w:val="9"/>
+    <w:semiHidden/>
+    <w:unhideWhenUsed/>
+    <w:qFormat/>
+    <w:rsid w:val="00FE335F"/>
+    <w:pPr>
+      <w:keepNext/>
+      <w:keepLines/>
+      <w:spacing w:before="80" w:after="40"/>
+      <w:outlineLvl w:val="4"/>
+    </w:pPr>
+    <w:rPr>
+      <w:rFonts w:eastAsiaTheme="majorEastAsia" w:cstheme="majorBidi"/>
+      <w:color w:val="0F4761" w:themeColor="accent1" w:themeShade="BF"/>
+    </w:rPr>
+  </w:style>
+  <w:style w:type="paragraph" w:styleId="Heading6">
+    <w:name w:val="heading 6"/>
+    <w:basedOn w:val="Normal"/>
+    <w:next w:val="Normal"/>
+    <w:link w:val="Heading6Char"/>
+    <w:uiPriority w:val="9"/>
+    <w:semiHidden/>
+    <w:unhideWhenUsed/>
+    <w:qFormat/>
+    <w:rsid w:val="00FE335F"/>
+    <w:pPr>
+      <w:keepNext/>
+      <w:keepLines/>
+      <w:spacing w:before="40" w:after="0"/>
+      <w:outlineLvl w:val="5"/>
+    </w:pPr>
+    <w:rPr>
+      <w:rFonts w:eastAsiaTheme="majorEastAsia" w:cstheme="majorBidi"/>
+      <w:i/>
+      <w:iCs/>
+      <w:color w:val="595959" w:themeColor="text1" w:themeTint="A6"/>
+    </w:rPr>
+  </w:style>
+  <w:style w:type="paragraph" w:styleId="Heading7">
+    <w:name w:val="heading 7"/>
+    <w:basedOn w:val="Normal"/>
+    <w:next w:val="Normal"/>
+    <w:link w:val="Heading7Char"/>
+    <w:uiPriority w:val="9"/>
+    <w:semiHidden/>
+    <w:unhideWhenUsed/>
+    <w:qFormat/>
+    <w:rsid w:val="00FE335F"/>
+    <w:pPr>
+      <w:keepNext/>
+      <w:keepLines/>
+      <w:spacing w:before="40" w:after="0"/>
+      <w:outlineLvl w:val="6"/>
+    </w:pPr>
+    <w:rPr>
+      <w:rFonts w:eastAsiaTheme="majorEastAsia" w:cstheme="majorBidi"/>
+      <w:color w:val="595959" w:themeColor="text1" w:themeTint="A6"/>
+    </w:rPr>
+  </w:style>
+  <w:style w:type="paragraph" w:styleId="Heading8">
+    <w:name w:val="heading 8"/>
+    <w:basedOn w:val="Normal"/>
+    <w:next w:val="Normal"/>
+    <w:link w:val="Heading8Char"/>
+    <w:uiPriority w:val="9"/>
+    <w:semiHidden/>
+    <w:unhideWhenUsed/>
+    <w:qFormat/>
+    <w:rsid w:val="00FE335F"/>
+    <w:pPr>
+      <w:keepNext/>
+      <w:keepLines/>
+      <w:spacing w:after="0"/>
+      <w:outlineLvl w:val="7"/>
+    </w:pPr>
+    <w:rPr>
+      <w:rFonts w:eastAsiaTheme="majorEastAsia" w:cstheme="majorBidi"/>
+      <w:i/>
+      <w:iCs/>
+      <w:color w:val="272727" w:themeColor="text1" w:themeTint="D8"/>
+    </w:rPr>
+  </w:style>
+  <w:style w:type="paragraph" w:styleId="Heading9">
+    <w:name w:val="heading 9"/>
+    <w:basedOn w:val="Normal"/>
+    <w:next w:val="Normal"/>
+    <w:link w:val="Heading9Char"/>
+    <w:uiPriority w:val="9"/>
+    <w:semiHidden/>
+    <w:unhideWhenUsed/>
+    <w:qFormat/>
+    <w:rsid w:val="00FE335F"/>
+    <w:pPr>
+      <w:keepNext/>
+      <w:keepLines/>
+      <w:spacing w:after="0"/>
+      <w:outlineLvl w:val="8"/>
+    </w:pPr>
+    <w:rPr>
+      <w:rFonts w:eastAsiaTheme="majorEastAsia" w:cstheme="majorBidi"/>
+      <w:color w:val="272727" w:themeColor="text1" w:themeTint="D8"/>
+    </w:rPr>
+  </w:style>
+  <w:style w:type="character" w:default="1" w:styleId="DefaultParagraphFont">
+    <w:name w:val="Default Paragraph Font"/>
+    <w:uiPriority w:val="1"/>
+    <w:unhideWhenUsed/>
+  </w:style>
+  <w:style w:type="table" w:default="1" w:styleId="TableNormal">
+    <w:name w:val="Normal Table"/>
+    <w:uiPriority w:val="99"/>
+    <w:semiHidden/>
+    <w:unhideWhenUsed/>
+    <w:tblPr>
+      <w:tblInd w:w="0" w:type="dxa"/>
+      <w:tblCellMar>
+        <w:top w:w="0" w:type="dxa"/>
+        <w:left w:w="108" w:type="dxa"/>
+        <w:bottom w:w="0" w:type="dxa"/>
+        <w:right w:w="108" w:type="dxa"/>
+      </w:tblCellMar>
+    </w:tblPr>
+  </w:style>
+  <w:style w:type="numbering" w:default="1" w:styleId="NoList">
+    <w:name w:val="No List"/>
+    <w:uiPriority w:val="99"/>
+    <w:semiHidden/>
+    <w:unhideWhenUsed/>
+  </w:style>
+  <w:style w:type="character" w:customStyle="1" w:styleId="Heading1Char">
+    <w:name w:val="Heading 1 Char"/>
+    <w:basedOn w:val="DefaultParagraphFont"/>
+    <w:link w:val="Heading1"/>
+    <w:uiPriority w:val="9"/>
+    <w:rsid w:val="00D52987"/>
+    <w:rPr>
+      <w:rFonts w:asciiTheme="majorBidi" w:eastAsiaTheme="majorEastAsia" w:hAnsiTheme="majorBidi" w:cstheme="majorBidi"/>
+      <w:b/>
+      <w:color w:val="000000" w:themeColor="text1"/>
+      <w:sz w:val="32"/>
+      <w:szCs w:val="40"/>
+    </w:rPr>
+  </w:style>
+  <w:style w:type="character" w:customStyle="1" w:styleId="Heading2Char">
+    <w:name w:val="Heading 2 Char"/>
+    <w:basedOn w:val="DefaultParagraphFont"/>
+    <w:link w:val="Heading2"/>
+    <w:uiPriority w:val="9"/>
+    <w:rsid w:val="00D52987"/>
+    <w:rPr>
+      <w:rFonts w:asciiTheme="majorBidi" w:eastAsiaTheme="majorEastAsia" w:hAnsiTheme="majorBidi" w:cstheme="majorBidi"/>
+      <w:b/>
+      <w:color w:val="000000" w:themeColor="text1"/>
+      <w:sz w:val="28"/>
+      <w:szCs w:val="32"/>
+    </w:rPr>
+  </w:style>
+  <w:style w:type="character" w:customStyle="1" w:styleId="Heading3Char">
+    <w:name w:val="Heading 3 Char"/>
+    <w:basedOn w:val="DefaultParagraphFont"/>
+    <w:link w:val="Heading3"/>
+    <w:uiPriority w:val="9"/>
+    <w:semiHidden/>
+    <w:rsid w:val="00FE335F"/>
+    <w:rPr>
+      <w:rFonts w:eastAsiaTheme="majorEastAsia" w:cstheme="majorBidi"/>
+      <w:color w:val="0F4761" w:themeColor="accent1" w:themeShade="BF"/>
+      <w:sz w:val="28"/>
+      <w:szCs w:val="28"/>
+    </w:rPr>
+  </w:style>
+  <w:style w:type="character" w:customStyle="1" w:styleId="Heading4Char">
+    <w:name w:val="Heading 4 Char"/>
+    <w:basedOn w:val="DefaultParagraphFont"/>
+    <w:link w:val="Heading4"/>
+    <w:uiPriority w:val="9"/>
+    <w:semiHidden/>
+    <w:rsid w:val="00FE335F"/>
+    <w:rPr>
+      <w:rFonts w:eastAsiaTheme="majorEastAsia" w:cstheme="majorBidi"/>
+      <w:i/>
+      <w:iCs/>
+      <w:color w:val="0F4761" w:themeColor="accent1" w:themeShade="BF"/>
+    </w:rPr>
+  </w:style>
+  <w:style w:type="character" w:customStyle="1" w:styleId="Heading5Char">
+    <w:name w:val="Heading 5 Char"/>
+    <w:basedOn w:val="DefaultParagraphFont"/>
+    <w:link w:val="Heading5"/>
+    <w:uiPriority w:val="9"/>
+    <w:semiHidden/>
+    <w:rsid w:val="00FE335F"/>
+    <w:rPr>
+      <w:rFonts w:eastAsiaTheme="majorEastAsia" w:cstheme="majorBidi"/>
+      <w:color w:val="0F4761" w:themeColor="accent1" w:themeShade="BF"/>
+    </w:rPr>
+  </w:style>
+  <w:style w:type="character" w:customStyle="1" w:styleId="Heading6Char">
+    <w:name w:val="Heading 6 Char"/>
+    <w:basedOn w:val="DefaultParagraphFont"/>
+    <w:link w:val="Heading6"/>
+    <w:uiPriority w:val="9"/>
+    <w:semiHidden/>
+    <w:rsid w:val="00FE335F"/>
+    <w:rPr>
+      <w:rFonts w:eastAsiaTheme="majorEastAsia" w:cstheme="majorBidi"/>
+      <w:i/>
+      <w:iCs/>
+      <w:color w:val="595959" w:themeColor="text1" w:themeTint="A6"/>
+    </w:rPr>
+  </w:style>
+  <w:style w:type="character" w:customStyle="1" w:styleId="Heading7Char">
+    <w:name w:val="Heading 7 Char"/>
+    <w:basedOn w:val="DefaultParagraphFont"/>
+    <w:link w:val="Heading7"/>
+    <w:uiPriority w:val="9"/>
+    <w:semiHidden/>
+    <w:rsid w:val="00FE335F"/>
+    <w:rPr>
+      <w:rFonts w:eastAsiaTheme="majorEastAsia" w:cstheme="majorBidi"/>
+      <w:color w:val="595959" w:themeColor="text1" w:themeTint="A6"/>
+    </w:rPr>
+  </w:style>
+  <w:style w:type="character" w:customStyle="1" w:styleId="Heading8Char">
+    <w:name w:val="Heading 8 Char"/>
+    <w:basedOn w:val="DefaultParagraphFont"/>
+    <w:link w:val="Heading8"/>
+    <w:uiPriority w:val="9"/>
+    <w:semiHidden/>
+    <w:rsid w:val="00FE335F"/>
+    <w:rPr>
+      <w:rFonts w:eastAsiaTheme="majorEastAsia" w:cstheme="majorBidi"/>
+      <w:i/>
+      <w:iCs/>
+      <w:color w:val="272727" w:themeColor="text1" w:themeTint="D8"/>
+    </w:rPr>
+  </w:style>
+  <w:style w:type="character" w:customStyle="1" w:styleId="Heading9Char">
+    <w:name w:val="Heading 9 Char"/>
+    <w:basedOn w:val="DefaultParagraphFont"/>
+    <w:link w:val="Heading9"/>
+    <w:uiPriority w:val="9"/>
+    <w:semiHidden/>
+    <w:rsid w:val="00FE335F"/>
+    <w:rPr>
+      <w:rFonts w:eastAsiaTheme="majorEastAsia" w:cstheme="majorBidi"/>
+      <w:color w:val="272727" w:themeColor="text1" w:themeTint="D8"/>
+    </w:rPr>
+  </w:style>
+  <w:style w:type="paragraph" w:styleId="Title">
+    <w:name w:val="Title"/>
+    <w:basedOn w:val="Normal"/>
+    <w:next w:val="Normal"/>
+    <w:link w:val="TitleChar"/>
+    <w:uiPriority w:val="10"/>
+    <w:qFormat/>
+    <w:rsid w:val="00FE335F"/>
+    <w:pPr>
+      <w:spacing w:after="80" w:line="240" w:lineRule="auto"/>
+      <w:contextualSpacing/>
+    </w:pPr>
+    <w:rPr>
+      <w:rFonts w:asciiTheme="majorHAnsi" w:eastAsiaTheme="majorEastAsia" w:hAnsiTheme="majorHAnsi" w:cstheme="majorBidi"/>
+      <w:spacing w:val="-10"/>
+      <w:kern w:val="28"/>
+      <w:sz w:val="56"/>
+      <w:szCs w:val="56"/>
+    </w:rPr>
+  </w:style>
+  <w:style w:type="character" w:customStyle="1" w:styleId="TitleChar">
+    <w:name w:val="Title Char"/>
+    <w:basedOn w:val="DefaultParagraphFont"/>
+    <w:link w:val="Title"/>
+    <w:uiPriority w:val="10"/>
+    <w:rsid w:val="00FE335F"/>
+    <w:rPr>
+      <w:rFonts w:asciiTheme="majorHAnsi" w:eastAsiaTheme="majorEastAsia" w:hAnsiTheme="majorHAnsi" w:cstheme="majorBidi"/>
+      <w:spacing w:val="-10"/>
+      <w:kern w:val="28"/>
+      <w:sz w:val="56"/>
+      <w:szCs w:val="56"/>
+    </w:rPr>
+  </w:style>
+  <w:style w:type="paragraph" w:styleId="Subtitle">
+    <w:name w:val="Subtitle"/>
+    <w:basedOn w:val="Normal"/>
+    <w:next w:val="Normal"/>
+    <w:link w:val="SubtitleChar"/>
+    <w:uiPriority w:val="11"/>
+    <w:qFormat/>
+    <w:rsid w:val="00FE335F"/>
+    <w:pPr>
+      <w:numPr>
+        <w:ilvl w:val="1"/>
+      </w:numPr>
+    </w:pPr>
+    <w:rPr>
+      <w:rFonts w:eastAsiaTheme="majorEastAsia" w:cstheme="majorBidi"/>
+      <w:color w:val="595959" w:themeColor="text1" w:themeTint="A6"/>
+      <w:spacing w:val="15"/>
+      <w:sz w:val="28"/>
+      <w:szCs w:val="28"/>
+    </w:rPr>
+  </w:style>
+  <w:style w:type="character" w:customStyle="1" w:styleId="SubtitleChar">
+    <w:name w:val="Subtitle Char"/>
+    <w:basedOn w:val="DefaultParagraphFont"/>
+    <w:link w:val="Subtitle"/>
+    <w:uiPriority w:val="11"/>
+    <w:rsid w:val="00FE335F"/>
+    <w:rPr>
+      <w:rFonts w:eastAsiaTheme="majorEastAsia" w:cstheme="majorBidi"/>
+      <w:color w:val="595959" w:themeColor="text1" w:themeTint="A6"/>
+      <w:spacing w:val="15"/>
+      <w:sz w:val="28"/>
+      <w:szCs w:val="28"/>
+    </w:rPr>
+  </w:style>
+  <w:style w:type="paragraph" w:styleId="Quote">
+    <w:name w:val="Quote"/>
+    <w:basedOn w:val="Normal"/>
+    <w:next w:val="Normal"/>
+    <w:link w:val="QuoteChar"/>
+    <w:uiPriority w:val="29"/>
+    <w:qFormat/>
+    <w:rsid w:val="00FE335F"/>
+    <w:pPr>
+      <w:spacing w:before="160"/>
+      <w:jc w:val="center"/>
+    </w:pPr>
+    <w:rPr>
+      <w:i/>
+      <w:iCs/>
+      <w:color w:val="404040" w:themeColor="text1" w:themeTint="BF"/>
+    </w:rPr>
+  </w:style>
+  <w:style w:type="character" w:customStyle="1" w:styleId="QuoteChar">
+    <w:name w:val="Quote Char"/>
+    <w:basedOn w:val="DefaultParagraphFont"/>
+    <w:link w:val="Quote"/>
+    <w:uiPriority w:val="29"/>
+    <w:rsid w:val="00FE335F"/>
+    <w:rPr>
+      <w:i/>
+      <w:iCs/>
+      <w:color w:val="404040" w:themeColor="text1" w:themeTint="BF"/>
+    </w:rPr>
+  </w:style>
+  <w:style w:type="paragraph" w:styleId="ListParagraph">
+    <w:name w:val="List Paragraph"/>
+    <w:basedOn w:val="Normal"/>
+    <w:uiPriority w:val="34"/>
+    <w:qFormat/>
+    <w:rsid w:val="00FE335F"/>
+    <w:pPr>
+      <w:ind w:left="720"/>
+      <w:contextualSpacing/>
+    </w:pPr>
+  </w:style>
+  <w:style w:type="character" w:styleId="IntenseEmphasis">
+    <w:name w:val="Intense Emphasis"/>
+    <w:basedOn w:val="DefaultParagraphFont"/>
+    <w:uiPriority w:val="21"/>
+    <w:qFormat/>
+    <w:rsid w:val="00FE335F"/>
+    <w:rPr>
+      <w:i/>
+      <w:iCs/>
+      <w:color w:val="0F4761" w:themeColor="accent1" w:themeShade="BF"/>
+    </w:rPr>
+  </w:style>
+  <w:style w:type="paragraph" w:styleId="IntenseQuote">
+    <w:name w:val="Intense Quote"/>
+    <w:basedOn w:val="Normal"/>
+    <w:next w:val="Normal"/>
+    <w:link w:val="IntenseQuoteChar"/>
+    <w:uiPriority w:val="30"/>
+    <w:qFormat/>
+    <w:rsid w:val="00FE335F"/>
+    <w:pPr>
+      <w:pBdr>
+        <w:top w:val="single" w:sz="4" w:space="10" w:color="0F4761" w:themeColor="accent1" w:themeShade="BF"/>
+        <w:bottom w:val="single" w:sz="4" w:space="10" w:color="0F4761" w:themeColor="accent1" w:themeShade="BF"/>
+      </w:pBdr>
+      <w:spacing w:before="360" w:after="360"/>
+      <w:ind w:left="864" w:right="864"/>
+      <w:jc w:val="center"/>
+    </w:pPr>
+    <w:rPr>
+      <w:i/>
+      <w:iCs/>
+      <w:color w:val="0F4761" w:themeColor="accent1" w:themeShade="BF"/>
+    </w:rPr>
+  </w:style>
+  <w:style w:type="character" w:customStyle="1" w:styleId="IntenseQuoteChar">
+    <w:name w:val="Intense Quote Char"/>
+    <w:basedOn w:val="DefaultParagraphFont"/>
+    <w:link w:val="IntenseQuote"/>
+    <w:uiPriority w:val="30"/>
+    <w:rsid w:val="00FE335F"/>
+    <w:rPr>
+      <w:i/>
+      <w:iCs/>
+      <w:color w:val="0F4761" w:themeColor="accent1" w:themeShade="BF"/>
+    </w:rPr>
+  </w:style>
+  <w:style w:type="character" w:styleId="IntenseReference">
+    <w:name w:val="Intense Reference"/>
+    <w:basedOn w:val="DefaultParagraphFont"/>
+    <w:uiPriority w:val="32"/>
+    <w:qFormat/>
+    <w:rsid w:val="00FE335F"/>
+    <w:rPr>
+      <w:b/>
+      <w:bCs/>
+      <w:smallCaps/>
+      <w:color w:val="0F4761" w:themeColor="accent1" w:themeShade="BF"/>
+      <w:spacing w:val="5"/>
+    </w:rPr>
+  </w:style>
+  <w:style w:type="paragraph" w:styleId="NoSpacing">
+    <w:name w:val="No Spacing"/>
+    <w:link w:val="NoSpacingChar"/>
+    <w:uiPriority w:val="1"/>
+    <w:rsid w:val="008106B0"/>
+    <w:pPr>
+      <w:spacing w:after="0" w:line="240" w:lineRule="auto"/>
+    </w:pPr>
+    <w:rPr>
+      <w:rFonts w:eastAsiaTheme="minorEastAsia"/>
+      <w:kern w:val="0"/>
+      <w:sz w:val="22"/>
+      <w:szCs w:val="22"/>
+      <w14:ligatures w14:val="none"/>
+    </w:rPr>
+  </w:style>
+  <w:style w:type="character" w:customStyle="1" w:styleId="NoSpacingChar">
+    <w:name w:val="No Spacing Char"/>
+    <w:basedOn w:val="DefaultParagraphFont"/>
+    <w:link w:val="NoSpacing"/>
+    <w:uiPriority w:val="1"/>
+    <w:rsid w:val="008106B0"/>
+    <w:rPr>
+      <w:rFonts w:eastAsiaTheme="minorEastAsia"/>
+      <w:kern w:val="0"/>
+      <w:sz w:val="22"/>
+      <w:szCs w:val="22"/>
+      <w14:ligatures w14:val="none"/>
+    </w:rPr>
+  </w:style>
+  <w:style w:type="paragraph" w:styleId="Header">
+    <w:name w:val="header"/>
+    <w:basedOn w:val="Normal"/>
+    <w:link w:val="HeaderChar"/>
+    <w:uiPriority w:val="99"/>
+    <w:unhideWhenUsed/>
+    <w:rsid w:val="00D52987"/>
+    <w:pPr>
+      <w:tabs>
+        <w:tab w:val="center" w:pos="4680"/>
+        <w:tab w:val="right" w:pos="9360"/>
+      </w:tabs>
+      <w:spacing w:after="0" w:line="240" w:lineRule="auto"/>
+    </w:pPr>
+  </w:style>
+  <w:style w:type="character" w:customStyle="1" w:styleId="HeaderChar">
+    <w:name w:val="Header Char"/>
+    <w:basedOn w:val="DefaultParagraphFont"/>
+    <w:link w:val="Header"/>
+    <w:uiPriority w:val="99"/>
+    <w:rsid w:val="00D52987"/>
+  </w:style>
+  <w:style w:type="paragraph" w:styleId="Footer">
+    <w:name w:val="footer"/>
+    <w:basedOn w:val="Normal"/>
+    <w:link w:val="FooterChar"/>
+    <w:uiPriority w:val="99"/>
+    <w:unhideWhenUsed/>
+    <w:rsid w:val="00D52987"/>
+    <w:pPr>
+      <w:tabs>
+        <w:tab w:val="center" w:pos="4680"/>
+        <w:tab w:val="right" w:pos="9360"/>
+      </w:tabs>
+      <w:spacing w:after="0" w:line="240" w:lineRule="auto"/>
+    </w:pPr>
+  </w:style>
+  <w:style w:type="character" w:customStyle="1" w:styleId="FooterChar">
+    <w:name w:val="Footer Char"/>
+    <w:basedOn w:val="DefaultParagraphFont"/>
+    <w:link w:val="Footer"/>
+    <w:uiPriority w:val="99"/>
+    <w:rsid w:val="00D52987"/>
+  </w:style>
+</w:styles>
+</file>
+
+<file path=word/glossary/document.xml><?xml version="1.0" encoding="utf-8"?>
+<w:glossaryDocument xmlns:wpc="http://schemas.microsoft.com/office/word/2010/wordprocessingCanvas" xmlns:cx="http://schemas.microsoft.com/office/drawing/2014/chartex" xmlns:cx1="http://schemas.microsoft.com/office/drawing/2015/9/8/chartex" xmlns:cx2="http://schemas.microsoft.com/office/drawing/2015/10/21/chartex" xmlns:cx3="http://schemas.microsoft.com/office/drawing/2016/5/9/chartex" xmlns:cx4="http://schemas.microsoft.com/office/drawing/2016/5/10/chartex" xmlns:cx5="http://schemas.microsoft.com/office/drawing/2016/5/11/chartex" xmlns:cx6="http://schemas.microsoft.com/office/drawing/2016/5/12/chartex" xmlns:cx7="http://schemas.microsoft.com/office/drawing/2016/5/13/chartex" xmlns:cx8="http://schemas.microsoft.com/office/drawing/2016/5/14/chartex" xmlns:mc="http://schemas.openxmlformats.org/markup-compatibility/2006" xmlns:aink="http://schemas.microsoft.com/office/drawing/2016/ink" xmlns:am3d="http://schemas.microsoft.com/office/drawing/2017/model3d" xmlns:o="urn:schemas-microsoft-com:office:office" xmlns:oel="http://schemas.microsoft.com/office/2019/extlst" xmlns:r="http://schemas.openxmlformats.org/officeDocument/2006/relationships" xmlns:m="http://schemas.openxmlformats.org/officeDocument/2006/math" xmlns:v="urn:schemas-microsoft-com:vml" xmlns:wp14="http://schemas.microsoft.com/office/word/2010/wordprocessingDrawing" xmlns:wp="http://schemas.openxmlformats.org/drawingml/2006/wordprocessingDrawing" xmlns:w10="urn:schemas-microsoft-com:office:word" xmlns:w="http://schemas.openxmlformats.org/wordprocessingml/2006/main" xmlns:w14="http://schemas.microsoft.com/office/word/2010/wordml" xmlns:w15="http://schemas.microsoft.com/office/word/2012/wordml" xmlns:w16cex="http://schemas.microsoft.com/office/word/2018/wordml/cex" xmlns:w16cid="http://schemas.microsoft.com/office/word/2016/wordml/cid" xmlns:w16="http://schemas.microsoft.com/office/word/2018/wordml" xmlns:w16du="http://schemas.microsoft.com/office/word/2023/wordml/word16du" xmlns:w16sdtdh="http://schemas.microsoft.com/office/word/2020/wordml/sdtdatahash" xmlns:w16sdtfl="http://schemas.microsoft.com/office/word/2024/wordml/sdtformatlock" xmlns:w16se="http://schemas.microsoft.com/office/word/2015/wordml/symex" xmlns:wpg="http://schemas.microsoft.com/office/word/2010/wordprocessingGroup" xmlns:wpi="http://schemas.microsoft.com/office/word/2010/wordprocessingInk" xmlns:wne="http://schemas.microsoft.com/office/word/2006/wordml" xmlns:wps="http://schemas.microsoft.com/office/word/2010/wordprocessingShape" mc:Ignorable="w14 w15 w16se w16cid w16 w16cex w16sdtdh w16sdtfl w16du wp14">
+  <w:docParts>
+    <w:docPart>
+      <w:docPartPr>
+        <w:name w:val="6099B443690A4FFD905D848600A1119C"/>
+        <w:category>
+          <w:name w:val="General"/>
+          <w:gallery w:val="placeholder"/>
+        </w:category>
+        <w:types>
+          <w:type w:val="bbPlcHdr"/>
+        </w:types>
+        <w:behaviors>
+          <w:behavior w:val="content"/>
+        </w:behaviors>
+        <w:guid w:val="{7EA29666-EE58-4A93-8247-A9F32DCDAA56}"/>
+      </w:docPartPr>
+      <w:docPartBody>
+        <w:p>
+          <w:pPr>
+            <w:pStyle w:val="6099B443690A4FFD905D848600A1119C"/>
+          </w:pPr>
+          <w:r>
+            <w:rPr>
+              <w:rFonts w:asciiTheme="majorHAnsi" w:eastAsiaTheme="majorEastAsia" w:hAnsiTheme="majorHAnsi" w:cstheme="majorBidi"/>
+              <w:color w:val="156082" w:themeColor="accent1"/>
+              <w:sz w:val="27"/>
+              <w:szCs w:val="27"/>
+            </w:rPr>
+            <w:t>[Document title]</w:t>
+          </w:r>
+        </w:p>
+      </w:docPartBody>
+    </w:docPart>
+    <w:docPart>
+      <w:docPartPr>
+        <w:name w:val="F95476F842A2436283187DB09110F497"/>
+        <w:category>
+          <w:name w:val="General"/>
+          <w:gallery w:val="placeholder"/>
+        </w:category>
+        <w:types>
+          <w:type w:val="bbPlcHdr"/>
+        </w:types>
+        <w:behaviors>
+          <w:behavior w:val="content"/>
+        </w:behaviors>
+        <w:guid w:val="{3041495E-099E-4027-91D4-B02A672E7107}"/>
+      </w:docPartPr>
+      <w:docPartBody>
+        <w:p>
+          <w:pPr>
+            <w:pStyle w:val="F95476F842A2436283187DB09110F497"/>
+          </w:pPr>
+          <w:r>
+            <w:rPr>
+              <w:rFonts w:asciiTheme="majorHAnsi" w:eastAsiaTheme="majorEastAsia" w:hAnsiTheme="majorHAnsi" w:cstheme="majorBidi"/>
+              <w:color w:val="156082" w:themeColor="accent1"/>
+              <w:sz w:val="27"/>
+              <w:szCs w:val="27"/>
+            </w:rPr>
+            <w:t>[Date]</w:t>
+          </w:r>
+        </w:p>
+      </w:docPartBody>
+    </w:docPart>
+  </w:docParts>
+</w:glossaryDocument>
+</file>
+
+<file path=word/glossary/fontTable.xml><?xml version="1.0" encoding="utf-8"?>
+<w:fonts xmlns:mc="http://schemas.openxmlformats.org/markup-compatibility/2006" xmlns:r="http://schemas.openxmlformats.org/officeDocument/2006/relationships" xmlns:w="http://schemas.openxmlformats.org/wordprocessingml/2006/main" xmlns:w14="http://schemas.microsoft.com/office/word/2010/wordml" xmlns:w15="http://schemas.microsoft.com/office/word/2012/wordml" xmlns:w16cex="http://schemas.microsoft.com/office/word/2018/wordml/cex" xmlns:w16cid="http://schemas.microsoft.com/office/word/2016/wordml/cid" xmlns:w16="http://schemas.microsoft.com/office/word/2018/wordml" xmlns:w16du="http://schemas.microsoft.com/office/word/2023/wordml/word16du" xmlns:w16sdtdh="http://schemas.microsoft.com/office/word/2020/wordml/sdtdatahash" xmlns:w16sdtfl="http://schemas.microsoft.com/office/word/2024/wordml/sdtformatlock" xmlns:w16se="http://schemas.microsoft.com/office/word/2015/wordml/symex" mc:Ignorable="w14 w15 w16se w16cid w16 w16cex w16sdtdh w16sdtfl w16du">
+  <w:font w:name="Aptos">
+    <w:charset w:val="00"/>
+    <w:family w:val="swiss"/>
+    <w:pitch w:val="variable"/>
+    <w:sig w:usb0="20000287" w:usb1="00000003" w:usb2="00000000" w:usb3="00000000" w:csb0="0000019F" w:csb1="00000000"/>
+  </w:font>
+  <w:font w:name="Arial">
+    <w:panose1 w:val="020B0604020202020204"/>
+    <w:charset w:val="00"/>
+    <w:family w:val="swiss"/>
+    <w:pitch w:val="variable"/>
+    <w:sig w:usb0="E0002EFF" w:usb1="C000785B" w:usb2="00000009" w:usb3="00000000" w:csb0="000001FF" w:csb1="00000000"/>
+  </w:font>
+  <w:font w:name="Times New Roman">
+    <w:panose1 w:val="02020603050405020304"/>
+    <w:charset w:val="00"/>
+    <w:family w:val="roman"/>
+    <w:pitch w:val="variable"/>
+    <w:sig w:usb0="E0002EFF" w:usb1="C000785B" w:usb2="00000009" w:usb3="00000000" w:csb0="000001FF" w:csb1="00000000"/>
+  </w:font>
+  <w:font w:name="Aptos Display">
+    <w:charset w:val="00"/>
+    <w:family w:val="swiss"/>
+    <w:pitch w:val="variable"/>
+    <w:sig w:usb0="20000287" w:usb1="00000003" w:usb2="00000000" w:usb3="00000000" w:csb0="0000019F" w:csb1="00000000"/>
+  </w:font>
+</w:fonts>
+</file>
+
+<file path=word/glossary/settings.xml><?xml version="1.0" encoding="utf-8"?>
+<w:settings xmlns:mc="http://schemas.openxmlformats.org/markup-compatibility/2006" xmlns:o="urn:schemas-microsoft-com:office:office" xmlns:r="http://schemas.openxmlformats.org/officeDocument/2006/relationships" xmlns:m="http://schemas.openxmlformats.org/officeDocument/2006/math" xmlns:v="urn:schemas-microsoft-com:vml" xmlns:w10="urn:schemas-microsoft-com:office:word" xmlns:w="http://schemas.openxmlformats.org/wordprocessingml/2006/main" xmlns:w14="http://schemas.microsoft.com/office/word/2010/wordml" xmlns:w15="http://schemas.microsoft.com/office/word/2012/wordml" xmlns:w16cex="http://schemas.microsoft.com/office/word/2018/wordml/cex" xmlns:w16cid="http://schemas.microsoft.com/office/word/2016/wordml/cid" xmlns:w16="http://schemas.microsoft.com/office/word/2018/wordml" xmlns:w16du="http://schemas.microsoft.com/office/word/2023/wordml/word16du" xmlns:w16sdtdh="http://schemas.microsoft.com/office/word/2020/wordml/sdtdatahash" xmlns:w16sdtfl="http://schemas.microsoft.com/office/word/2024/wordml/sdtformatlock" xmlns:w16se="http://schemas.microsoft.com/office/word/2015/wordml/symex" xmlns:sl="http://schemas.openxmlformats.org/schemaLibrary/2006/main" mc:Ignorable="w14 w15 w16se w16cid w16 w16cex w16sdtdh w16sdtfl w16du">
+  <w:view w:val="normal"/>
+  <w:defaultTabStop w:val="720"/>
+  <w:characterSpacingControl w:val="doNotCompress"/>
+  <w:compat>
+    <w:useFELayout/>
+    <w:compatSetting w:name="compatibilityMode" w:uri="http://schemas.microsoft.com/office/word" w:val="15"/>
+    <w:compatSetting w:name="overrideTableStyleFontSizeAndJustification" w:uri="http://schemas.microsoft.com/office/word" w:val="1"/>
+    <w:compatSetting w:name="enableOpenTypeFeatures" w:uri="http://schemas.microsoft.com/office/word" w:val="1"/>
+    <w:compatSetting w:name="doNotFlipMirrorIndents" w:uri="http://schemas.microsoft.com/office/word" w:val="1"/>
+    <w:compatSetting w:name="differentiateMultirowTableHeaders" w:uri="http://schemas.microsoft.com/office/word" w:val="1"/>
+    <w:compatSetting w:name="useWord2013TrackBottomHyphenation" w:uri="http://schemas.microsoft.com/office/word" w:val="0"/>
+  </w:compat>
+  <w:rsids>
+    <w:rsidRoot w:val="004D446A"/>
+    <w:rsid w:val="00304459"/>
+    <w:rsid w:val="004D446A"/>
+    <w:rsid w:val="00AD7200"/>
+  </w:rsids>
+  <m:mathPr>
+    <m:mathFont m:val="Cambria Math"/>
+    <m:brkBin m:val="before"/>
+    <m:brkBinSub m:val="--"/>
+    <m:smallFrac m:val="0"/>
+    <m:dispDef/>
+    <m:lMargin m:val="0"/>
+    <m:rMargin m:val="0"/>
+    <m:defJc m:val="centerGroup"/>
+    <m:wrapIndent m:val="1440"/>
+    <m:intLim m:val="subSup"/>
+    <m:naryLim m:val="undOvr"/>
+  </m:mathPr>
+  <w:themeFontLang w:val="en-US" w:bidi="ar-SA"/>
+  <w:clrSchemeMapping w:bg1="light1" w:t1="dark1" w:bg2="light2" w:t2="dark2" w:accent1="accent1" w:accent2="accent2" w:accent3="accent3" w:accent4="accent4" w:accent5="accent5" w:accent6="accent6" w:hyperlink="hyperlink" w:followedHyperlink="followedHyperlink"/>
+  <w:decimalSymbol w:val="."/>
+  <w:listSeparator w:val=","/>
+  <w15:chartTrackingRefBased/>
+</w:settings>
+</file>
+
+<file path=word/glossary/styles.xml><?xml version="1.0" encoding="utf-8"?>
+<w:styles xmlns:mc="http://schemas.openxmlformats.org/markup-compatibility/2006" xmlns:r="http://schemas.openxmlformats.org/officeDocument/2006/relationships" xmlns:w="http://schemas.openxmlformats.org/wordprocessingml/2006/main" xmlns:w14="http://schemas.microsoft.com/office/word/2010/wordml" xmlns:w15="http://schemas.microsoft.com/office/word/2012/wordml" xmlns:w16cex="http://schemas.microsoft.com/office/word/2018/wordml/cex" xmlns:w16cid="http://schemas.microsoft.com/office/word/2016/wordml/cid" xmlns:w16="http://schemas.microsoft.com/office/word/2018/wordml" xmlns:w16du="http://schemas.microsoft.com/office/word/2023/wordml/word16du" xmlns:w16sdtdh="http://schemas.microsoft.com/office/word/2020/wordml/sdtdatahash" xmlns:w16sdtfl="http://schemas.microsoft.com/office/word/2024/wordml/sdtformatlock" xmlns:w16se="http://schemas.microsoft.com/office/word/2015/wordml/symex" mc:Ignorable="w14 w15 w16se w16cid w16 w16cex w16sdtdh w16sdtfl w16du">
+  <w:docDefaults>
+    <w:rPrDefault>
+      <w:rPr>
+        <w:rFonts w:asciiTheme="minorHAnsi" w:eastAsiaTheme="minorEastAsia" w:hAnsiTheme="minorHAnsi" w:cstheme="minorBidi"/>
         <w:kern w:val="2"/>
         <w:sz w:val="24"/>
         <w:szCs w:val="24"/>
@@ -922,208 +2647,10 @@
     <w:name w:val="Normal"/>
     <w:qFormat/>
   </w:style>
-  <w:style w:type="paragraph" w:styleId="Heading1">
-    <w:name w:val="heading 1"/>
-    <w:basedOn w:val="Normal"/>
-    <w:next w:val="Normal"/>
-    <w:link w:val="Heading1Char"/>
-    <w:uiPriority w:val="9"/>
-    <w:qFormat/>
-    <w:rsid w:val="00FE335F"/>
-    <w:pPr>
-      <w:keepNext/>
-      <w:keepLines/>
-      <w:spacing w:before="360" w:after="80"/>
-      <w:outlineLvl w:val="0"/>
-    </w:pPr>
-    <w:rPr>
-      <w:rFonts w:asciiTheme="majorHAnsi" w:eastAsiaTheme="majorEastAsia" w:hAnsiTheme="majorHAnsi" w:cstheme="majorBidi"/>
-      <w:color w:val="0F4761" w:themeColor="accent1" w:themeShade="BF"/>
-      <w:sz w:val="40"/>
-      <w:szCs w:val="40"/>
-    </w:rPr>
-  </w:style>
-  <w:style w:type="paragraph" w:styleId="Heading2">
-    <w:name w:val="heading 2"/>
-    <w:basedOn w:val="Normal"/>
-    <w:next w:val="Normal"/>
-    <w:link w:val="Heading2Char"/>
-    <w:uiPriority w:val="9"/>
-    <w:semiHidden/>
-    <w:unhideWhenUsed/>
-    <w:qFormat/>
-    <w:rsid w:val="00FE335F"/>
-    <w:pPr>
-      <w:keepNext/>
-      <w:keepLines/>
-      <w:spacing w:before="160" w:after="80"/>
-      <w:outlineLvl w:val="1"/>
-    </w:pPr>
-    <w:rPr>
-      <w:rFonts w:asciiTheme="majorHAnsi" w:eastAsiaTheme="majorEastAsia" w:hAnsiTheme="majorHAnsi" w:cstheme="majorBidi"/>
-      <w:color w:val="0F4761" w:themeColor="accent1" w:themeShade="BF"/>
-      <w:sz w:val="32"/>
-      <w:szCs w:val="32"/>
-    </w:rPr>
-  </w:style>
-  <w:style w:type="paragraph" w:styleId="Heading3">
-    <w:name w:val="heading 3"/>
-    <w:basedOn w:val="Normal"/>
-    <w:next w:val="Normal"/>
-    <w:link w:val="Heading3Char"/>
-    <w:uiPriority w:val="9"/>
-    <w:semiHidden/>
-    <w:unhideWhenUsed/>
-    <w:qFormat/>
-    <w:rsid w:val="00FE335F"/>
-    <w:pPr>
-      <w:keepNext/>
-      <w:keepLines/>
-      <w:spacing w:before="160" w:after="80"/>
-      <w:outlineLvl w:val="2"/>
-    </w:pPr>
-    <w:rPr>
-      <w:rFonts w:eastAsiaTheme="majorEastAsia" w:cstheme="majorBidi"/>
-      <w:color w:val="0F4761" w:themeColor="accent1" w:themeShade="BF"/>
-      <w:sz w:val="28"/>
-      <w:szCs w:val="28"/>
-    </w:rPr>
-  </w:style>
-  <w:style w:type="paragraph" w:styleId="Heading4">
-    <w:name w:val="heading 4"/>
-    <w:basedOn w:val="Normal"/>
-    <w:next w:val="Normal"/>
-    <w:link w:val="Heading4Char"/>
-    <w:uiPriority w:val="9"/>
-    <w:semiHidden/>
-    <w:unhideWhenUsed/>
-    <w:qFormat/>
-    <w:rsid w:val="00FE335F"/>
-    <w:pPr>
-      <w:keepNext/>
-      <w:keepLines/>
-      <w:spacing w:before="80" w:after="40"/>
-      <w:outlineLvl w:val="3"/>
-    </w:pPr>
-    <w:rPr>
-      <w:rFonts w:eastAsiaTheme="majorEastAsia" w:cstheme="majorBidi"/>
-      <w:i/>
-      <w:iCs/>
-      <w:color w:val="0F4761" w:themeColor="accent1" w:themeShade="BF"/>
-    </w:rPr>
-  </w:style>
-  <w:style w:type="paragraph" w:styleId="Heading5">
-    <w:name w:val="heading 5"/>
-    <w:basedOn w:val="Normal"/>
-    <w:next w:val="Normal"/>
-    <w:link w:val="Heading5Char"/>
-    <w:uiPriority w:val="9"/>
-    <w:semiHidden/>
-    <w:unhideWhenUsed/>
-    <w:qFormat/>
-    <w:rsid w:val="00FE335F"/>
-    <w:pPr>
-      <w:keepNext/>
-      <w:keepLines/>
-      <w:spacing w:before="80" w:after="40"/>
-      <w:outlineLvl w:val="4"/>
-    </w:pPr>
-    <w:rPr>
-      <w:rFonts w:eastAsiaTheme="majorEastAsia" w:cstheme="majorBidi"/>
-      <w:color w:val="0F4761" w:themeColor="accent1" w:themeShade="BF"/>
-    </w:rPr>
-  </w:style>
-  <w:style w:type="paragraph" w:styleId="Heading6">
-    <w:name w:val="heading 6"/>
-    <w:basedOn w:val="Normal"/>
-    <w:next w:val="Normal"/>
-    <w:link w:val="Heading6Char"/>
-    <w:uiPriority w:val="9"/>
-    <w:semiHidden/>
-    <w:unhideWhenUsed/>
-    <w:qFormat/>
-    <w:rsid w:val="00FE335F"/>
-    <w:pPr>
-      <w:keepNext/>
-      <w:keepLines/>
-      <w:spacing w:before="40" w:after="0"/>
-      <w:outlineLvl w:val="5"/>
-    </w:pPr>
-    <w:rPr>
-      <w:rFonts w:eastAsiaTheme="majorEastAsia" w:cstheme="majorBidi"/>
-      <w:i/>
-      <w:iCs/>
-      <w:color w:val="595959" w:themeColor="text1" w:themeTint="A6"/>
-    </w:rPr>
-  </w:style>
-  <w:style w:type="paragraph" w:styleId="Heading7">
-    <w:name w:val="heading 7"/>
-    <w:basedOn w:val="Normal"/>
-    <w:next w:val="Normal"/>
-    <w:link w:val="Heading7Char"/>
-    <w:uiPriority w:val="9"/>
-    <w:semiHidden/>
-    <w:unhideWhenUsed/>
-    <w:qFormat/>
-    <w:rsid w:val="00FE335F"/>
-    <w:pPr>
-      <w:keepNext/>
-      <w:keepLines/>
-      <w:spacing w:before="40" w:after="0"/>
-      <w:outlineLvl w:val="6"/>
-    </w:pPr>
-    <w:rPr>
-      <w:rFonts w:eastAsiaTheme="majorEastAsia" w:cstheme="majorBidi"/>
-      <w:color w:val="595959" w:themeColor="text1" w:themeTint="A6"/>
-    </w:rPr>
-  </w:style>
-  <w:style w:type="paragraph" w:styleId="Heading8">
-    <w:name w:val="heading 8"/>
-    <w:basedOn w:val="Normal"/>
-    <w:next w:val="Normal"/>
-    <w:link w:val="Heading8Char"/>
-    <w:uiPriority w:val="9"/>
-    <w:semiHidden/>
-    <w:unhideWhenUsed/>
-    <w:qFormat/>
-    <w:rsid w:val="00FE335F"/>
-    <w:pPr>
-      <w:keepNext/>
-      <w:keepLines/>
-      <w:spacing w:after="0"/>
-      <w:outlineLvl w:val="7"/>
-    </w:pPr>
-    <w:rPr>
-      <w:rFonts w:eastAsiaTheme="majorEastAsia" w:cstheme="majorBidi"/>
-      <w:i/>
-      <w:iCs/>
-      <w:color w:val="272727" w:themeColor="text1" w:themeTint="D8"/>
-    </w:rPr>
-  </w:style>
-  <w:style w:type="paragraph" w:styleId="Heading9">
-    <w:name w:val="heading 9"/>
-    <w:basedOn w:val="Normal"/>
-    <w:next w:val="Normal"/>
-    <w:link w:val="Heading9Char"/>
-    <w:uiPriority w:val="9"/>
-    <w:semiHidden/>
-    <w:unhideWhenUsed/>
-    <w:qFormat/>
-    <w:rsid w:val="00FE335F"/>
-    <w:pPr>
-      <w:keepNext/>
-      <w:keepLines/>
-      <w:spacing w:after="0"/>
-      <w:outlineLvl w:val="8"/>
-    </w:pPr>
-    <w:rPr>
-      <w:rFonts w:eastAsiaTheme="majorEastAsia" w:cstheme="majorBidi"/>
-      <w:color w:val="272727" w:themeColor="text1" w:themeTint="D8"/>
-    </w:rPr>
-  </w:style>
   <w:style w:type="character" w:default="1" w:styleId="DefaultParagraphFont">
     <w:name w:val="Default Paragraph Font"/>
     <w:uiPriority w:val="1"/>
+    <w:semiHidden/>
     <w:unhideWhenUsed/>
   </w:style>
   <w:style w:type="table" w:default="1" w:styleId="TableNormal">
@@ -1147,328 +2674,22 @@
     <w:semiHidden/>
     <w:unhideWhenUsed/>
   </w:style>
-  <w:style w:type="character" w:customStyle="1" w:styleId="Heading1Char">
-    <w:name w:val="Heading 1 Char"/>
-    <w:basedOn w:val="DefaultParagraphFont"/>
-    <w:link w:val="Heading1"/>
-    <w:uiPriority w:val="9"/>
-    <w:rsid w:val="00FE335F"/>
-    <w:rPr>
-      <w:rFonts w:asciiTheme="majorHAnsi" w:eastAsiaTheme="majorEastAsia" w:hAnsiTheme="majorHAnsi" w:cstheme="majorBidi"/>
-      <w:color w:val="0F4761" w:themeColor="accent1" w:themeShade="BF"/>
-      <w:sz w:val="40"/>
-      <w:szCs w:val="40"/>
-    </w:rPr>
-  </w:style>
-  <w:style w:type="character" w:customStyle="1" w:styleId="Heading2Char">
-    <w:name w:val="Heading 2 Char"/>
-    <w:basedOn w:val="DefaultParagraphFont"/>
-    <w:link w:val="Heading2"/>
-    <w:uiPriority w:val="9"/>
-    <w:semiHidden/>
-    <w:rsid w:val="00FE335F"/>
-    <w:rPr>
-      <w:rFonts w:asciiTheme="majorHAnsi" w:eastAsiaTheme="majorEastAsia" w:hAnsiTheme="majorHAnsi" w:cstheme="majorBidi"/>
-      <w:color w:val="0F4761" w:themeColor="accent1" w:themeShade="BF"/>
-      <w:sz w:val="32"/>
-      <w:szCs w:val="32"/>
-    </w:rPr>
-  </w:style>
-  <w:style w:type="character" w:customStyle="1" w:styleId="Heading3Char">
-    <w:name w:val="Heading 3 Char"/>
-    <w:basedOn w:val="DefaultParagraphFont"/>
-    <w:link w:val="Heading3"/>
-    <w:uiPriority w:val="9"/>
-    <w:semiHidden/>
-    <w:rsid w:val="00FE335F"/>
-    <w:rPr>
-      <w:rFonts w:eastAsiaTheme="majorEastAsia" w:cstheme="majorBidi"/>
-      <w:color w:val="0F4761" w:themeColor="accent1" w:themeShade="BF"/>
-      <w:sz w:val="28"/>
-      <w:szCs w:val="28"/>
-    </w:rPr>
-  </w:style>
-  <w:style w:type="character" w:customStyle="1" w:styleId="Heading4Char">
-    <w:name w:val="Heading 4 Char"/>
-    <w:basedOn w:val="DefaultParagraphFont"/>
-    <w:link w:val="Heading4"/>
-    <w:uiPriority w:val="9"/>
-    <w:semiHidden/>
-    <w:rsid w:val="00FE335F"/>
-    <w:rPr>
-      <w:rFonts w:eastAsiaTheme="majorEastAsia" w:cstheme="majorBidi"/>
-      <w:i/>
-      <w:iCs/>
-      <w:color w:val="0F4761" w:themeColor="accent1" w:themeShade="BF"/>
-    </w:rPr>
-  </w:style>
-  <w:style w:type="character" w:customStyle="1" w:styleId="Heading5Char">
-    <w:name w:val="Heading 5 Char"/>
-    <w:basedOn w:val="DefaultParagraphFont"/>
-    <w:link w:val="Heading5"/>
-    <w:uiPriority w:val="9"/>
-    <w:semiHidden/>
-    <w:rsid w:val="00FE335F"/>
-    <w:rPr>
-      <w:rFonts w:eastAsiaTheme="majorEastAsia" w:cstheme="majorBidi"/>
-      <w:color w:val="0F4761" w:themeColor="accent1" w:themeShade="BF"/>
-    </w:rPr>
-  </w:style>
-  <w:style w:type="character" w:customStyle="1" w:styleId="Heading6Char">
-    <w:name w:val="Heading 6 Char"/>
-    <w:basedOn w:val="DefaultParagraphFont"/>
-    <w:link w:val="Heading6"/>
-    <w:uiPriority w:val="9"/>
-    <w:semiHidden/>
-    <w:rsid w:val="00FE335F"/>
-    <w:rPr>
-      <w:rFonts w:eastAsiaTheme="majorEastAsia" w:cstheme="majorBidi"/>
-      <w:i/>
-      <w:iCs/>
-      <w:color w:val="595959" w:themeColor="text1" w:themeTint="A6"/>
-    </w:rPr>
-  </w:style>
-  <w:style w:type="character" w:customStyle="1" w:styleId="Heading7Char">
-    <w:name w:val="Heading 7 Char"/>
-    <w:basedOn w:val="DefaultParagraphFont"/>
-    <w:link w:val="Heading7"/>
-    <w:uiPriority w:val="9"/>
-    <w:semiHidden/>
-    <w:rsid w:val="00FE335F"/>
-    <w:rPr>
-      <w:rFonts w:eastAsiaTheme="majorEastAsia" w:cstheme="majorBidi"/>
-      <w:color w:val="595959" w:themeColor="text1" w:themeTint="A6"/>
-    </w:rPr>
-  </w:style>
-  <w:style w:type="character" w:customStyle="1" w:styleId="Heading8Char">
-    <w:name w:val="Heading 8 Char"/>
-    <w:basedOn w:val="DefaultParagraphFont"/>
-    <w:link w:val="Heading8"/>
-    <w:uiPriority w:val="9"/>
-    <w:semiHidden/>
-    <w:rsid w:val="00FE335F"/>
-    <w:rPr>
-      <w:rFonts w:eastAsiaTheme="majorEastAsia" w:cstheme="majorBidi"/>
-      <w:i/>
-      <w:iCs/>
-      <w:color w:val="272727" w:themeColor="text1" w:themeTint="D8"/>
-    </w:rPr>
-  </w:style>
-  <w:style w:type="character" w:customStyle="1" w:styleId="Heading9Char">
-    <w:name w:val="Heading 9 Char"/>
-    <w:basedOn w:val="DefaultParagraphFont"/>
-    <w:link w:val="Heading9"/>
-    <w:uiPriority w:val="9"/>
-    <w:semiHidden/>
-    <w:rsid w:val="00FE335F"/>
-    <w:rPr>
-      <w:rFonts w:eastAsiaTheme="majorEastAsia" w:cstheme="majorBidi"/>
-      <w:color w:val="272727" w:themeColor="text1" w:themeTint="D8"/>
-    </w:rPr>
-  </w:style>
-  <w:style w:type="paragraph" w:styleId="Title">
-    <w:name w:val="Title"/>
-    <w:basedOn w:val="Normal"/>
-    <w:next w:val="Normal"/>
-    <w:link w:val="TitleChar"/>
-    <w:uiPriority w:val="10"/>
-    <w:qFormat/>
-    <w:rsid w:val="00FE335F"/>
-    <w:pPr>
-      <w:spacing w:after="80" w:line="240" w:lineRule="auto"/>
-      <w:contextualSpacing/>
-    </w:pPr>
-    <w:rPr>
-      <w:rFonts w:asciiTheme="majorHAnsi" w:eastAsiaTheme="majorEastAsia" w:hAnsiTheme="majorHAnsi" w:cstheme="majorBidi"/>
-      <w:spacing w:val="-10"/>
-      <w:kern w:val="28"/>
-      <w:sz w:val="56"/>
-      <w:szCs w:val="56"/>
-    </w:rPr>
-  </w:style>
-  <w:style w:type="character" w:customStyle="1" w:styleId="TitleChar">
-    <w:name w:val="Title Char"/>
-    <w:basedOn w:val="DefaultParagraphFont"/>
-    <w:link w:val="Title"/>
-    <w:uiPriority w:val="10"/>
-    <w:rsid w:val="00FE335F"/>
-    <w:rPr>
-      <w:rFonts w:asciiTheme="majorHAnsi" w:eastAsiaTheme="majorEastAsia" w:hAnsiTheme="majorHAnsi" w:cstheme="majorBidi"/>
-      <w:spacing w:val="-10"/>
-      <w:kern w:val="28"/>
-      <w:sz w:val="56"/>
-      <w:szCs w:val="56"/>
-    </w:rPr>
-  </w:style>
-  <w:style w:type="paragraph" w:styleId="Subtitle">
-    <w:name w:val="Subtitle"/>
-    <w:basedOn w:val="Normal"/>
-    <w:next w:val="Normal"/>
-    <w:link w:val="SubtitleChar"/>
-    <w:uiPriority w:val="11"/>
-    <w:qFormat/>
-    <w:rsid w:val="00FE335F"/>
-    <w:pPr>
-      <w:numPr>
-        <w:ilvl w:val="1"/>
-      </w:numPr>
-    </w:pPr>
-    <w:rPr>
-      <w:rFonts w:eastAsiaTheme="majorEastAsia" w:cstheme="majorBidi"/>
-      <w:color w:val="595959" w:themeColor="text1" w:themeTint="A6"/>
-      <w:spacing w:val="15"/>
-      <w:sz w:val="28"/>
-      <w:szCs w:val="28"/>
-    </w:rPr>
-  </w:style>
-  <w:style w:type="character" w:customStyle="1" w:styleId="SubtitleChar">
-    <w:name w:val="Subtitle Char"/>
-    <w:basedOn w:val="DefaultParagraphFont"/>
-    <w:link w:val="Subtitle"/>
-    <w:uiPriority w:val="11"/>
-    <w:rsid w:val="00FE335F"/>
-    <w:rPr>
-      <w:rFonts w:eastAsiaTheme="majorEastAsia" w:cstheme="majorBidi"/>
-      <w:color w:val="595959" w:themeColor="text1" w:themeTint="A6"/>
-      <w:spacing w:val="15"/>
-      <w:sz w:val="28"/>
-      <w:szCs w:val="28"/>
-    </w:rPr>
-  </w:style>
-  <w:style w:type="paragraph" w:styleId="Quote">
-    <w:name w:val="Quote"/>
-    <w:basedOn w:val="Normal"/>
-    <w:next w:val="Normal"/>
-    <w:link w:val="QuoteChar"/>
-    <w:uiPriority w:val="29"/>
-    <w:qFormat/>
-    <w:rsid w:val="00FE335F"/>
-    <w:pPr>
-      <w:spacing w:before="160"/>
-      <w:jc w:val="center"/>
-    </w:pPr>
-    <w:rPr>
-      <w:i/>
-      <w:iCs/>
-      <w:color w:val="404040" w:themeColor="text1" w:themeTint="BF"/>
-    </w:rPr>
-  </w:style>
-  <w:style w:type="character" w:customStyle="1" w:styleId="QuoteChar">
-    <w:name w:val="Quote Char"/>
-    <w:basedOn w:val="DefaultParagraphFont"/>
-    <w:link w:val="Quote"/>
-    <w:uiPriority w:val="29"/>
-    <w:rsid w:val="00FE335F"/>
-    <w:rPr>
-      <w:i/>
-      <w:iCs/>
-      <w:color w:val="404040" w:themeColor="text1" w:themeTint="BF"/>
-    </w:rPr>
-  </w:style>
-  <w:style w:type="paragraph" w:styleId="ListParagraph">
-    <w:name w:val="List Paragraph"/>
-    <w:basedOn w:val="Normal"/>
-    <w:uiPriority w:val="34"/>
-    <w:qFormat/>
-    <w:rsid w:val="00FE335F"/>
-    <w:pPr>
-      <w:ind w:left="720"/>
-      <w:contextualSpacing/>
-    </w:pPr>
-  </w:style>
-  <w:style w:type="character" w:styleId="IntenseEmphasis">
-    <w:name w:val="Intense Emphasis"/>
-    <w:basedOn w:val="DefaultParagraphFont"/>
-    <w:uiPriority w:val="21"/>
-    <w:qFormat/>
-    <w:rsid w:val="00FE335F"/>
-    <w:rPr>
-      <w:i/>
-      <w:iCs/>
-      <w:color w:val="0F4761" w:themeColor="accent1" w:themeShade="BF"/>
-    </w:rPr>
-  </w:style>
-  <w:style w:type="paragraph" w:styleId="IntenseQuote">
-    <w:name w:val="Intense Quote"/>
-    <w:basedOn w:val="Normal"/>
-    <w:next w:val="Normal"/>
-    <w:link w:val="IntenseQuoteChar"/>
-    <w:uiPriority w:val="30"/>
-    <w:qFormat/>
-    <w:rsid w:val="00FE335F"/>
-    <w:pPr>
-      <w:pBdr>
-        <w:top w:val="single" w:sz="4" w:space="10" w:color="0F4761" w:themeColor="accent1" w:themeShade="BF"/>
-        <w:bottom w:val="single" w:sz="4" w:space="10" w:color="0F4761" w:themeColor="accent1" w:themeShade="BF"/>
-      </w:pBdr>
-      <w:spacing w:before="360" w:after="360"/>
-      <w:ind w:left="864" w:right="864"/>
-      <w:jc w:val="center"/>
-    </w:pPr>
-    <w:rPr>
-      <w:i/>
-      <w:iCs/>
-      <w:color w:val="0F4761" w:themeColor="accent1" w:themeShade="BF"/>
-    </w:rPr>
-  </w:style>
-  <w:style w:type="character" w:customStyle="1" w:styleId="IntenseQuoteChar">
-    <w:name w:val="Intense Quote Char"/>
-    <w:basedOn w:val="DefaultParagraphFont"/>
-    <w:link w:val="IntenseQuote"/>
-    <w:uiPriority w:val="30"/>
-    <w:rsid w:val="00FE335F"/>
-    <w:rPr>
-      <w:i/>
-      <w:iCs/>
-      <w:color w:val="0F4761" w:themeColor="accent1" w:themeShade="BF"/>
-    </w:rPr>
-  </w:style>
-  <w:style w:type="character" w:styleId="IntenseReference">
-    <w:name w:val="Intense Reference"/>
-    <w:basedOn w:val="DefaultParagraphFont"/>
-    <w:uiPriority w:val="32"/>
-    <w:qFormat/>
-    <w:rsid w:val="00FE335F"/>
-    <w:rPr>
-      <w:b/>
-      <w:bCs/>
-      <w:smallCaps/>
-      <w:color w:val="0F4761" w:themeColor="accent1" w:themeShade="BF"/>
-      <w:spacing w:val="5"/>
-    </w:rPr>
-  </w:style>
-  <w:style w:type="paragraph" w:styleId="NoSpacing">
-    <w:name w:val="No Spacing"/>
-    <w:link w:val="NoSpacingChar"/>
-    <w:uiPriority w:val="1"/>
-    <w:qFormat/>
-    <w:rsid w:val="008106B0"/>
-    <w:pPr>
-      <w:spacing w:after="0" w:line="240" w:lineRule="auto"/>
-    </w:pPr>
-    <w:rPr>
-      <w:rFonts w:eastAsiaTheme="minorEastAsia"/>
-      <w:kern w:val="0"/>
-      <w:sz w:val="22"/>
-      <w:szCs w:val="22"/>
-      <w14:ligatures w14:val="none"/>
-    </w:rPr>
-  </w:style>
-  <w:style w:type="character" w:customStyle="1" w:styleId="NoSpacingChar">
-    <w:name w:val="No Spacing Char"/>
-    <w:basedOn w:val="DefaultParagraphFont"/>
-    <w:link w:val="NoSpacing"/>
-    <w:uiPriority w:val="1"/>
-    <w:rsid w:val="008106B0"/>
-    <w:rPr>
-      <w:rFonts w:eastAsiaTheme="minorEastAsia"/>
-      <w:kern w:val="0"/>
-      <w:sz w:val="22"/>
-      <w:szCs w:val="22"/>
-      <w14:ligatures w14:val="none"/>
-    </w:rPr>
+  <w:style w:type="paragraph" w:customStyle="1" w:styleId="6099B443690A4FFD905D848600A1119C">
+    <w:name w:val="6099B443690A4FFD905D848600A1119C"/>
+    <w:rsid w:val="004D446A"/>
+  </w:style>
+  <w:style w:type="paragraph" w:customStyle="1" w:styleId="F95476F842A2436283187DB09110F497">
+    <w:name w:val="F95476F842A2436283187DB09110F497"/>
+    <w:rsid w:val="004D446A"/>
   </w:style>
 </w:styles>
+</file>
+
+<file path=word/glossary/webSettings.xml><?xml version="1.0" encoding="utf-8"?>
+<w:webSettings xmlns:mc="http://schemas.openxmlformats.org/markup-compatibility/2006" xmlns:r="http://schemas.openxmlformats.org/officeDocument/2006/relationships" xmlns:w="http://schemas.openxmlformats.org/wordprocessingml/2006/main" xmlns:w14="http://schemas.microsoft.com/office/word/2010/wordml" xmlns:w15="http://schemas.microsoft.com/office/word/2012/wordml" xmlns:w16cex="http://schemas.microsoft.com/office/word/2018/wordml/cex" xmlns:w16cid="http://schemas.microsoft.com/office/word/2016/wordml/cid" xmlns:w16="http://schemas.microsoft.com/office/word/2018/wordml" xmlns:w16du="http://schemas.microsoft.com/office/word/2023/wordml/word16du" xmlns:w16sdtdh="http://schemas.microsoft.com/office/word/2020/wordml/sdtdatahash" xmlns:w16sdtfl="http://schemas.microsoft.com/office/word/2024/wordml/sdtformatlock" xmlns:w16se="http://schemas.microsoft.com/office/word/2015/wordml/symex" mc:Ignorable="w14 w15 w16se w16cid w16 w16cex w16sdtdh w16sdtfl w16du">
+  <w:optimizeForBrowser/>
+  <w:allowPNG/>
+</w:webSettings>
 </file>
 
 <file path=word/theme/theme1.xml><?xml version="1.0" encoding="utf-8"?>
@@ -1788,7 +3009,7 @@
 
 <file path=customXml/item1.xml><?xml version="1.0" encoding="utf-8"?>
 <CoverPageProperties xmlns="http://schemas.microsoft.com/office/2006/coverPageProps">
-  <PublishDate/>
+  <PublishDate>EEX5362</PublishDate>
   <Abstract/>
   <CompanyAddress>| s92068805@ousl.lk</CompanyAddress>
   <CompanyPhone/>
